--- a/ОТЧЕТ 8 ЛАБА МДК 01.02.docx
+++ b/ОТЧЕТ 8 ЛАБА МДК 01.02.docx
@@ -16,63 +16,503 @@
           <w:szCs w:val="44"/>
         </w:rPr>
       </w:pPr>
-      <w:r>
+    </w:p>
+    <w:p>
+      <w:pPr>
+        <w:spacing w:after="0"/>
+        <w:jc w:val="center"/>
         <w:rPr>
           <w:rFonts w:ascii="Times New Roman" w:hAnsi="Times New Roman" w:cs="Times New Roman"/>
-          <w:b/>
-          <w:bCs/>
-          <w:color w:val="FF3399"/>
-          <w:sz w:val="44"/>
-          <w:szCs w:val="44"/>
-        </w:rPr>
-        <w:t>ЛАБОРАТОРНАЯ РАБОТА №8</w:t>
+          <w:sz w:val="32"/>
+          <w:szCs w:val="32"/>
+        </w:rPr>
+      </w:pPr>
+      <w:r>
+        <w:rPr>
+          <w:noProof/>
+        </w:rPr>
+        <w:drawing>
+          <wp:inline distT="0" distB="0" distL="0" distR="0" wp14:anchorId="6D1E1A00" wp14:editId="36D8514F">
+            <wp:extent cx="1097280" cy="1066800"/>
+            <wp:effectExtent l="0" t="0" r="7620" b="0"/>
+            <wp:docPr id="19" name="Рисунок 19"/>
+            <wp:cNvGraphicFramePr>
+              <a:graphicFrameLocks xmlns:a="http://schemas.openxmlformats.org/drawingml/2006/main" noChangeAspect="1"/>
+            </wp:cNvGraphicFramePr>
+            <a:graphic xmlns:a="http://schemas.openxmlformats.org/drawingml/2006/main">
+              <a:graphicData uri="http://schemas.openxmlformats.org/drawingml/2006/picture">
+                <pic:pic xmlns:pic="http://schemas.openxmlformats.org/drawingml/2006/picture">
+                  <pic:nvPicPr>
+                    <pic:cNvPr id="0" name="Рисунок 1"/>
+                    <pic:cNvPicPr>
+                      <a:picLocks noChangeAspect="1" noChangeArrowheads="1"/>
+                    </pic:cNvPicPr>
+                  </pic:nvPicPr>
+                  <pic:blipFill>
+                    <a:blip r:embed="rId4">
+                      <a:extLst>
+                        <a:ext uri="{28A0092B-C50C-407E-A947-70E740481C1C}">
+                          <a14:useLocalDpi xmlns:a14="http://schemas.microsoft.com/office/drawing/2010/main" val="0"/>
+                        </a:ext>
+                      </a:extLst>
+                    </a:blip>
+                    <a:srcRect/>
+                    <a:stretch>
+                      <a:fillRect/>
+                    </a:stretch>
+                  </pic:blipFill>
+                  <pic:spPr bwMode="auto">
+                    <a:xfrm>
+                      <a:off x="0" y="0"/>
+                      <a:ext cx="1097280" cy="1066800"/>
+                    </a:xfrm>
+                    <a:prstGeom prst="rect">
+                      <a:avLst/>
+                    </a:prstGeom>
+                    <a:noFill/>
+                    <a:ln>
+                      <a:noFill/>
+                    </a:ln>
+                  </pic:spPr>
+                </pic:pic>
+              </a:graphicData>
+            </a:graphic>
+          </wp:inline>
+        </w:drawing>
+      </w:r>
+    </w:p>
+    <w:p>
+      <w:pPr>
+        <w:spacing w:after="0"/>
+        <w:jc w:val="center"/>
+        <w:rPr>
+          <w:rFonts w:ascii="Times New Roman" w:hAnsi="Times New Roman" w:cs="Times New Roman"/>
+          <w:sz w:val="32"/>
+          <w:szCs w:val="32"/>
+        </w:rPr>
+      </w:pPr>
+    </w:p>
+    <w:p>
+      <w:pPr>
+        <w:spacing w:after="0"/>
+        <w:jc w:val="center"/>
+        <w:rPr>
+          <w:rFonts w:ascii="Times New Roman" w:hAnsi="Times New Roman" w:cs="Times New Roman"/>
+          <w:sz w:val="32"/>
+          <w:szCs w:val="32"/>
+        </w:rPr>
+      </w:pPr>
+    </w:p>
+    <w:p>
+      <w:pPr>
+        <w:spacing w:after="0"/>
+        <w:jc w:val="center"/>
+        <w:rPr>
+          <w:rFonts w:ascii="Times New Roman" w:hAnsi="Times New Roman" w:cs="Times New Roman"/>
+          <w:sz w:val="32"/>
+          <w:szCs w:val="32"/>
+        </w:rPr>
+      </w:pPr>
+      <w:r>
+        <w:rPr>
+          <w:rFonts w:ascii="Times New Roman" w:hAnsi="Times New Roman" w:cs="Times New Roman"/>
+          <w:sz w:val="32"/>
+          <w:szCs w:val="32"/>
+        </w:rPr>
+        <w:t>МИНИСТЕРСТВО ОБРАЗОВАНИЯ И НАУКИ РЕСПУБЛИКИ БУРЯТИЯ</w:t>
+      </w:r>
+    </w:p>
+    <w:p>
+      <w:pPr>
+        <w:spacing w:after="0"/>
+        <w:jc w:val="center"/>
+        <w:rPr>
+          <w:rFonts w:ascii="Times New Roman" w:hAnsi="Times New Roman" w:cs="Times New Roman"/>
+          <w:sz w:val="32"/>
+          <w:szCs w:val="32"/>
+        </w:rPr>
+      </w:pPr>
+      <w:r>
+        <w:rPr>
+          <w:rFonts w:ascii="Times New Roman" w:hAnsi="Times New Roman" w:cs="Times New Roman"/>
+          <w:sz w:val="32"/>
+          <w:szCs w:val="32"/>
+        </w:rPr>
+        <w:t>Государственное бюджетное профессиональное образовательное учреждение «Улан-Удэнский авиационный техникум»</w:t>
+      </w:r>
+    </w:p>
+    <w:p>
+      <w:pPr>
+        <w:spacing w:after="0"/>
+        <w:jc w:val="center"/>
+        <w:rPr>
+          <w:rFonts w:ascii="Times New Roman" w:hAnsi="Times New Roman" w:cs="Times New Roman"/>
+          <w:sz w:val="32"/>
+          <w:szCs w:val="32"/>
+        </w:rPr>
+      </w:pPr>
+      <w:r>
+        <w:rPr>
+          <w:rFonts w:ascii="Times New Roman" w:hAnsi="Times New Roman" w:cs="Times New Roman"/>
+          <w:sz w:val="32"/>
+          <w:szCs w:val="32"/>
+        </w:rPr>
+        <w:t>«ГБПОУ УУАТ»</w:t>
+      </w:r>
+    </w:p>
+    <w:p>
+      <w:pPr>
+        <w:jc w:val="center"/>
+      </w:pPr>
+    </w:p>
+    <w:p>
+      <w:pPr>
+        <w:jc w:val="center"/>
+      </w:pPr>
+    </w:p>
+    <w:p>
+      <w:pPr>
+        <w:spacing w:after="0"/>
+        <w:jc w:val="right"/>
+        <w:rPr>
+          <w:rFonts w:ascii="Times New Roman" w:hAnsi="Times New Roman" w:cs="Times New Roman"/>
+          <w:sz w:val="28"/>
+          <w:szCs w:val="28"/>
+        </w:rPr>
+      </w:pPr>
+      <w:r>
+        <w:rPr>
+          <w:rFonts w:ascii="Times New Roman" w:hAnsi="Times New Roman" w:cs="Times New Roman"/>
+          <w:sz w:val="28"/>
+          <w:szCs w:val="28"/>
+        </w:rPr>
+        <w:t>Кафедра информационных систем и логистики</w:t>
+      </w:r>
+    </w:p>
+    <w:p>
+      <w:pPr>
+        <w:spacing w:after="0"/>
+        <w:jc w:val="right"/>
+        <w:rPr>
+          <w:rFonts w:ascii="Times New Roman" w:hAnsi="Times New Roman" w:cs="Times New Roman"/>
+          <w:sz w:val="28"/>
+          <w:szCs w:val="28"/>
+        </w:rPr>
+      </w:pPr>
+      <w:r>
+        <w:rPr>
+          <w:rFonts w:ascii="Times New Roman" w:hAnsi="Times New Roman" w:cs="Times New Roman"/>
+          <w:sz w:val="28"/>
+          <w:szCs w:val="28"/>
+        </w:rPr>
+        <w:t>Специальности 09.02.07</w:t>
+      </w:r>
+    </w:p>
+    <w:p>
+      <w:pPr>
+        <w:spacing w:after="0"/>
+        <w:jc w:val="right"/>
+        <w:rPr>
+          <w:rFonts w:ascii="Times New Roman" w:hAnsi="Times New Roman" w:cs="Times New Roman"/>
+          <w:sz w:val="28"/>
+          <w:szCs w:val="28"/>
+        </w:rPr>
+      </w:pPr>
+      <w:r>
+        <w:rPr>
+          <w:rFonts w:ascii="Times New Roman" w:hAnsi="Times New Roman" w:cs="Times New Roman"/>
+          <w:sz w:val="28"/>
+          <w:szCs w:val="28"/>
+        </w:rPr>
+        <w:t>«Информационные системы и программирование»</w:t>
+      </w:r>
+    </w:p>
+    <w:p>
+      <w:pPr>
+        <w:jc w:val="center"/>
+      </w:pPr>
+    </w:p>
+    <w:p>
+      <w:pPr>
+        <w:jc w:val="center"/>
+        <w:rPr>
+          <w:rFonts w:ascii="Times New Roman" w:hAnsi="Times New Roman" w:cs="Times New Roman"/>
+          <w:sz w:val="32"/>
+          <w:szCs w:val="32"/>
+        </w:rPr>
+      </w:pPr>
+      <w:r>
+        <w:rPr>
+          <w:rFonts w:ascii="Times New Roman" w:hAnsi="Times New Roman" w:cs="Times New Roman"/>
+          <w:sz w:val="32"/>
+          <w:szCs w:val="32"/>
+        </w:rPr>
+        <w:t>ОТЧЕТ</w:t>
+      </w:r>
+    </w:p>
+    <w:p>
+      <w:pPr>
+        <w:spacing w:after="0"/>
+        <w:jc w:val="center"/>
+        <w:rPr>
+          <w:rFonts w:ascii="Times New Roman" w:hAnsi="Times New Roman" w:cs="Times New Roman"/>
+          <w:sz w:val="32"/>
+          <w:szCs w:val="32"/>
+        </w:rPr>
+      </w:pPr>
+      <w:r>
+        <w:rPr>
+          <w:rFonts w:ascii="Times New Roman" w:hAnsi="Times New Roman" w:cs="Times New Roman"/>
+          <w:sz w:val="32"/>
+          <w:szCs w:val="32"/>
+        </w:rPr>
+        <w:t>Лабораторная работа №</w:t>
+      </w:r>
+      <w:r>
+        <w:rPr>
+          <w:rFonts w:ascii="Times New Roman" w:hAnsi="Times New Roman" w:cs="Times New Roman"/>
+          <w:sz w:val="32"/>
+          <w:szCs w:val="32"/>
+        </w:rPr>
+        <w:t>8</w:t>
       </w:r>
     </w:p>
     <w:p>
       <w:pPr>
         <w:pStyle w:val="a3"/>
-        <w:spacing w:before="0" w:beforeAutospacing="0" w:after="0" w:afterAutospacing="0"/>
-        <w:ind w:left="220"/>
+        <w:spacing w:before="0" w:beforeAutospacing="0" w:after="160" w:afterAutospacing="0"/>
         <w:jc w:val="center"/>
         <w:rPr>
-          <w:b/>
-          <w:bCs/>
-          <w:color w:val="FF3399"/>
-          <w:sz w:val="44"/>
-          <w:szCs w:val="44"/>
-        </w:rPr>
-      </w:pPr>
-      <w:r>
-        <w:rPr>
-          <w:b/>
-          <w:bCs/>
-          <w:color w:val="FF3399"/>
-          <w:sz w:val="44"/>
-          <w:szCs w:val="44"/>
-        </w:rPr>
-        <w:t>МОДУЛЬНОЕ ТЕСТИРОВАНИЕ</w:t>
-      </w:r>
-    </w:p>
-    <w:p>
-      <w:pPr>
-        <w:pStyle w:val="a3"/>
-        <w:spacing w:before="0" w:beforeAutospacing="0" w:after="0" w:afterAutospacing="0"/>
-        <w:ind w:left="220"/>
+          <w:sz w:val="28"/>
+          <w:szCs w:val="28"/>
+        </w:rPr>
+      </w:pPr>
+      <w:r>
+        <w:rPr>
+          <w:sz w:val="32"/>
+          <w:szCs w:val="32"/>
+        </w:rPr>
+        <w:t xml:space="preserve">Тема: </w:t>
+      </w:r>
+      <w:r>
+        <w:rPr>
+          <w:color w:val="000000"/>
+          <w:sz w:val="32"/>
+          <w:szCs w:val="32"/>
+        </w:rPr>
+        <w:t>Модульное тестирование</w:t>
+      </w:r>
+    </w:p>
+    <w:p>
+      <w:pPr>
+        <w:spacing w:after="0"/>
         <w:jc w:val="center"/>
         <w:rPr>
-          <w:b/>
-          <w:bCs/>
-          <w:color w:val="FF3399"/>
-          <w:sz w:val="44"/>
-          <w:szCs w:val="44"/>
-        </w:rPr>
-      </w:pPr>
+          <w:rFonts w:ascii="Times New Roman" w:hAnsi="Times New Roman" w:cs="Times New Roman"/>
+          <w:sz w:val="32"/>
+          <w:szCs w:val="32"/>
+        </w:rPr>
+      </w:pPr>
+      <w:r>
+        <w:rPr>
+          <w:rFonts w:ascii="Times New Roman" w:hAnsi="Times New Roman" w:cs="Times New Roman"/>
+          <w:sz w:val="32"/>
+          <w:szCs w:val="32"/>
+        </w:rPr>
+        <w:t xml:space="preserve">По дисциплине: </w:t>
+      </w:r>
+      <w:r>
+        <w:rPr>
+          <w:rFonts w:ascii="Times New Roman" w:hAnsi="Times New Roman" w:cs="Times New Roman"/>
+          <w:sz w:val="32"/>
+          <w:szCs w:val="32"/>
+        </w:rPr>
+        <w:t>Поддержка и тестирование программных модулей</w:t>
+      </w:r>
+    </w:p>
+    <w:p>
+      <w:pPr>
+        <w:jc w:val="center"/>
+      </w:pPr>
+    </w:p>
+    <w:p>
+      <w:pPr>
+        <w:rPr>
+          <w:rFonts w:ascii="Times New Roman" w:hAnsi="Times New Roman" w:cs="Times New Roman"/>
+          <w:color w:val="000000"/>
+          <w:sz w:val="32"/>
+          <w:szCs w:val="32"/>
+          <w:shd w:val="clear" w:color="auto" w:fill="FFFFFF"/>
+        </w:rPr>
+      </w:pPr>
+    </w:p>
+    <w:p>
+      <w:pPr>
+        <w:rPr>
+          <w:rFonts w:ascii="Times New Roman" w:hAnsi="Times New Roman" w:cs="Times New Roman"/>
+          <w:color w:val="000000"/>
+          <w:sz w:val="32"/>
+          <w:szCs w:val="32"/>
+          <w:shd w:val="clear" w:color="auto" w:fill="FFFFFF"/>
+        </w:rPr>
+      </w:pPr>
+    </w:p>
+    <w:p>
+      <w:pPr>
+        <w:spacing w:after="0"/>
+        <w:rPr>
+          <w:rFonts w:ascii="Times New Roman" w:hAnsi="Times New Roman" w:cs="Times New Roman"/>
+          <w:sz w:val="32"/>
+          <w:szCs w:val="32"/>
+        </w:rPr>
+      </w:pPr>
+      <w:r>
+        <w:rPr>
+          <w:rFonts w:ascii="Times New Roman" w:hAnsi="Times New Roman" w:cs="Times New Roman"/>
+          <w:sz w:val="32"/>
+          <w:szCs w:val="32"/>
+        </w:rPr>
+        <w:t>Выполнил:</w:t>
+      </w:r>
+    </w:p>
+    <w:p>
+      <w:pPr>
+        <w:spacing w:after="0"/>
+        <w:rPr>
+          <w:rFonts w:ascii="Times New Roman" w:hAnsi="Times New Roman" w:cs="Times New Roman"/>
+          <w:sz w:val="28"/>
+          <w:szCs w:val="28"/>
+        </w:rPr>
+      </w:pPr>
+      <w:r>
+        <w:rPr>
+          <w:rFonts w:ascii="Times New Roman" w:hAnsi="Times New Roman" w:cs="Times New Roman"/>
+          <w:sz w:val="28"/>
+          <w:szCs w:val="28"/>
+        </w:rPr>
+        <w:t>Студент группы ИС24</w:t>
+      </w:r>
+    </w:p>
+    <w:p>
+      <w:pPr>
+        <w:spacing w:after="0"/>
+        <w:rPr>
+          <w:rFonts w:ascii="Times New Roman" w:hAnsi="Times New Roman" w:cs="Times New Roman"/>
+          <w:sz w:val="28"/>
+          <w:szCs w:val="28"/>
+        </w:rPr>
+      </w:pPr>
+      <w:r>
+        <w:rPr>
+          <w:rFonts w:ascii="Times New Roman" w:hAnsi="Times New Roman" w:cs="Times New Roman"/>
+          <w:sz w:val="28"/>
+          <w:szCs w:val="28"/>
+        </w:rPr>
+        <w:t>Клепалова А.А.</w:t>
+      </w:r>
+    </w:p>
+    <w:p>
+      <w:pPr>
+        <w:spacing w:after="0"/>
+        <w:rPr>
+          <w:rFonts w:ascii="Times New Roman" w:hAnsi="Times New Roman" w:cs="Times New Roman"/>
+          <w:sz w:val="32"/>
+          <w:szCs w:val="32"/>
+        </w:rPr>
+      </w:pPr>
+    </w:p>
+    <w:p>
+      <w:pPr>
+        <w:spacing w:after="0"/>
+        <w:jc w:val="right"/>
+        <w:rPr>
+          <w:rFonts w:ascii="Times New Roman" w:hAnsi="Times New Roman" w:cs="Times New Roman"/>
+          <w:sz w:val="32"/>
+          <w:szCs w:val="32"/>
+        </w:rPr>
+      </w:pPr>
+      <w:r>
+        <w:rPr>
+          <w:rFonts w:ascii="Times New Roman" w:hAnsi="Times New Roman" w:cs="Times New Roman"/>
+          <w:sz w:val="32"/>
+          <w:szCs w:val="32"/>
+        </w:rPr>
+        <w:t>Проверил:</w:t>
+      </w:r>
+    </w:p>
+    <w:p>
+      <w:pPr>
+        <w:spacing w:after="0"/>
+        <w:jc w:val="right"/>
+        <w:rPr>
+          <w:rFonts w:ascii="Times New Roman" w:hAnsi="Times New Roman" w:cs="Times New Roman"/>
+          <w:sz w:val="32"/>
+          <w:szCs w:val="32"/>
+        </w:rPr>
+      </w:pPr>
+      <w:r>
+        <w:rPr>
+          <w:rFonts w:ascii="Times New Roman" w:hAnsi="Times New Roman" w:cs="Times New Roman"/>
+          <w:sz w:val="28"/>
+          <w:szCs w:val="28"/>
+        </w:rPr>
+        <w:t>Болоков И.В</w:t>
+      </w:r>
+    </w:p>
+    <w:p>
+      <w:pPr>
+        <w:spacing w:after="0"/>
+        <w:rPr>
+          <w:rFonts w:ascii="Times New Roman" w:hAnsi="Times New Roman" w:cs="Times New Roman"/>
+          <w:sz w:val="28"/>
+          <w:szCs w:val="28"/>
+        </w:rPr>
+      </w:pPr>
+    </w:p>
+    <w:p>
+      <w:pPr>
+        <w:jc w:val="center"/>
+        <w:rPr>
+          <w:rFonts w:ascii="Times New Roman" w:hAnsi="Times New Roman" w:cs="Times New Roman"/>
+          <w:sz w:val="24"/>
+          <w:szCs w:val="24"/>
+        </w:rPr>
+      </w:pPr>
+      <w:r>
+        <w:rPr>
+          <w:rFonts w:ascii="Times New Roman" w:hAnsi="Times New Roman" w:cs="Times New Roman"/>
+          <w:sz w:val="24"/>
+          <w:szCs w:val="24"/>
+        </w:rPr>
+        <w:t xml:space="preserve">г. Улан-Удэ </w:t>
+      </w:r>
+    </w:p>
+    <w:p>
+      <w:pPr>
+        <w:jc w:val="center"/>
+        <w:rPr>
+          <w:rFonts w:ascii="Times New Roman" w:hAnsi="Times New Roman" w:cs="Times New Roman"/>
+        </w:rPr>
+      </w:pPr>
+      <w:r>
+        <w:rPr>
+          <w:rFonts w:ascii="Times New Roman" w:hAnsi="Times New Roman" w:cs="Times New Roman"/>
+        </w:rPr>
+        <w:t>2026г</w:t>
+      </w:r>
+      <w:r>
+        <w:rPr>
+          <w:rFonts w:ascii="Times New Roman" w:hAnsi="Times New Roman" w:cs="Times New Roman"/>
+        </w:rPr>
+        <w:t>.</w:t>
+      </w:r>
     </w:p>
     <w:p>
       <w:r>
         <w:rPr>
           <w:noProof/>
         </w:rPr>
+        <w:lastRenderedPageBreak/>
         <w:drawing>
           <wp:inline distT="0" distB="0" distL="0" distR="0" wp14:anchorId="380D1F12" wp14:editId="7BFB961D">
             <wp:extent cx="5940425" cy="3108325"/>
@@ -89,7 +529,7 @@
                     <pic:cNvPicPr/>
                   </pic:nvPicPr>
                   <pic:blipFill>
-                    <a:blip r:embed="rId4" cstate="print">
+                    <a:blip r:embed="rId5" cstate="print">
                       <a:extLst>
                         <a:ext uri="{28A0092B-C50C-407E-A947-70E740481C1C}">
                           <a14:useLocalDpi xmlns:a14="http://schemas.microsoft.com/office/drawing/2010/main" val="0"/>
@@ -176,7 +616,6 @@
           <w:color w:val="FF3399"/>
           <w:sz w:val="48"/>
           <w:szCs w:val="48"/>
-          <w:lang w:val="en-US"/>
         </w:rPr>
       </w:pPr>
       <w:r>
@@ -198,7 +637,6 @@
           <w:color w:val="FF3399"/>
           <w:sz w:val="48"/>
           <w:szCs w:val="48"/>
-          <w:lang w:val="en-US"/>
         </w:rPr>
         <w:t>?</w:t>
       </w:r>
@@ -213,7 +651,6 @@
           <w:color w:val="FF3399"/>
           <w:sz w:val="48"/>
           <w:szCs w:val="48"/>
-          <w:lang w:val="en-US"/>
         </w:rPr>
       </w:pPr>
     </w:p>
@@ -258,7 +695,7 @@
                     <pic:cNvPicPr/>
                   </pic:nvPicPr>
                   <pic:blipFill>
-                    <a:blip r:embed="rId5">
+                    <a:blip r:embed="rId6">
                       <a:extLst>
                         <a:ext uri="{28A0092B-C50C-407E-A947-70E740481C1C}">
                           <a14:useLocalDpi xmlns:a14="http://schemas.microsoft.com/office/drawing/2010/main" val="0"/>
@@ -415,6 +852,7 @@
           <w:color w:val="FF3399"/>
           <w:sz w:val="44"/>
           <w:szCs w:val="44"/>
+          <w:lang w:val="en-US"/>
         </w:rPr>
       </w:pPr>
       <w:r>
@@ -766,7 +1204,6 @@
         </w:rPr>
         <w:t>(</w:t>
       </w:r>
-      <w:proofErr w:type="gramStart"/>
       <w:r>
         <w:rPr>
           <w:rFonts w:ascii="Cascadia Mono" w:hAnsi="Cascadia Mono" w:cs="Cascadia Mono"/>
@@ -787,19 +1224,7 @@
           <w:highlight w:val="white"/>
           <w:lang w:val="en-US"/>
         </w:rPr>
-        <w:t>[</w:t>
-      </w:r>
-      <w:proofErr w:type="gramEnd"/>
-      <w:r>
-        <w:rPr>
-          <w:rFonts w:ascii="Cascadia Mono" w:hAnsi="Cascadia Mono" w:cs="Cascadia Mono"/>
-          <w:color w:val="000000"/>
-          <w:sz w:val="19"/>
-          <w:szCs w:val="19"/>
-          <w:highlight w:val="white"/>
-          <w:lang w:val="en-US"/>
-        </w:rPr>
-        <w:t xml:space="preserve">] </w:t>
+        <w:t xml:space="preserve">[] </w:t>
       </w:r>
       <w:r>
         <w:rPr>
@@ -893,7 +1318,6 @@
         </w:rPr>
         <w:t xml:space="preserve">            </w:t>
       </w:r>
-      <w:proofErr w:type="gramStart"/>
       <w:r>
         <w:rPr>
           <w:rFonts w:ascii="Cascadia Mono" w:hAnsi="Cascadia Mono" w:cs="Cascadia Mono"/>
@@ -914,107 +1338,95 @@
           <w:highlight w:val="white"/>
           <w:lang w:val="en-US"/>
         </w:rPr>
+        <w:t>();</w:t>
+      </w:r>
+    </w:p>
+    <w:p>
+      <w:pPr>
+        <w:autoSpaceDE w:val="0"/>
+        <w:autoSpaceDN w:val="0"/>
+        <w:adjustRightInd w:val="0"/>
+        <w:spacing w:after="0" w:line="240" w:lineRule="auto"/>
+        <w:rPr>
+          <w:rFonts w:ascii="Cascadia Mono" w:hAnsi="Cascadia Mono" w:cs="Cascadia Mono"/>
+          <w:color w:val="000000"/>
+          <w:sz w:val="19"/>
+          <w:szCs w:val="19"/>
+          <w:highlight w:val="white"/>
+          <w:lang w:val="en-US"/>
+        </w:rPr>
+      </w:pPr>
+    </w:p>
+    <w:p>
+      <w:pPr>
+        <w:autoSpaceDE w:val="0"/>
+        <w:autoSpaceDN w:val="0"/>
+        <w:adjustRightInd w:val="0"/>
+        <w:spacing w:after="0" w:line="240" w:lineRule="auto"/>
+        <w:rPr>
+          <w:rFonts w:ascii="Cascadia Mono" w:hAnsi="Cascadia Mono" w:cs="Cascadia Mono"/>
+          <w:color w:val="000000"/>
+          <w:sz w:val="19"/>
+          <w:szCs w:val="19"/>
+          <w:highlight w:val="white"/>
+          <w:lang w:val="en-US"/>
+        </w:rPr>
+      </w:pPr>
+      <w:r>
+        <w:rPr>
+          <w:rFonts w:ascii="Cascadia Mono" w:hAnsi="Cascadia Mono" w:cs="Cascadia Mono"/>
+          <w:color w:val="000000"/>
+          <w:sz w:val="19"/>
+          <w:szCs w:val="19"/>
+          <w:highlight w:val="white"/>
+          <w:lang w:val="en-US"/>
+        </w:rPr>
+        <w:t xml:space="preserve">            </w:t>
+      </w:r>
+      <w:r>
+        <w:rPr>
+          <w:rFonts w:ascii="Cascadia Mono" w:hAnsi="Cascadia Mono" w:cs="Cascadia Mono"/>
+          <w:color w:val="2B91AF"/>
+          <w:sz w:val="19"/>
+          <w:szCs w:val="19"/>
+          <w:highlight w:val="white"/>
+          <w:lang w:val="en-US"/>
+        </w:rPr>
+        <w:t>Console</w:t>
+      </w:r>
+      <w:r>
+        <w:rPr>
+          <w:rFonts w:ascii="Cascadia Mono" w:hAnsi="Cascadia Mono" w:cs="Cascadia Mono"/>
+          <w:color w:val="000000"/>
+          <w:sz w:val="19"/>
+          <w:szCs w:val="19"/>
+          <w:highlight w:val="white"/>
+          <w:lang w:val="en-US"/>
+        </w:rPr>
+        <w:t>.</w:t>
+      </w:r>
+      <w:r>
+        <w:rPr>
+          <w:rFonts w:ascii="Cascadia Mono" w:hAnsi="Cascadia Mono" w:cs="Cascadia Mono"/>
+          <w:color w:val="74531F"/>
+          <w:sz w:val="19"/>
+          <w:szCs w:val="19"/>
+          <w:highlight w:val="white"/>
+          <w:lang w:val="en-US"/>
+        </w:rPr>
+        <w:t>WriteLine</w:t>
+      </w:r>
+      <w:r>
+        <w:rPr>
+          <w:rFonts w:ascii="Cascadia Mono" w:hAnsi="Cascadia Mono" w:cs="Cascadia Mono"/>
+          <w:color w:val="000000"/>
+          <w:sz w:val="19"/>
+          <w:szCs w:val="19"/>
+          <w:highlight w:val="white"/>
+          <w:lang w:val="en-US"/>
+        </w:rPr>
         <w:t>(</w:t>
       </w:r>
-      <w:proofErr w:type="gramEnd"/>
-      <w:r>
-        <w:rPr>
-          <w:rFonts w:ascii="Cascadia Mono" w:hAnsi="Cascadia Mono" w:cs="Cascadia Mono"/>
-          <w:color w:val="000000"/>
-          <w:sz w:val="19"/>
-          <w:szCs w:val="19"/>
-          <w:highlight w:val="white"/>
-          <w:lang w:val="en-US"/>
-        </w:rPr>
-        <w:t>);</w:t>
-      </w:r>
-    </w:p>
-    <w:p>
-      <w:pPr>
-        <w:autoSpaceDE w:val="0"/>
-        <w:autoSpaceDN w:val="0"/>
-        <w:adjustRightInd w:val="0"/>
-        <w:spacing w:after="0" w:line="240" w:lineRule="auto"/>
-        <w:rPr>
-          <w:rFonts w:ascii="Cascadia Mono" w:hAnsi="Cascadia Mono" w:cs="Cascadia Mono"/>
-          <w:color w:val="000000"/>
-          <w:sz w:val="19"/>
-          <w:szCs w:val="19"/>
-          <w:highlight w:val="white"/>
-          <w:lang w:val="en-US"/>
-        </w:rPr>
-      </w:pPr>
-    </w:p>
-    <w:p>
-      <w:pPr>
-        <w:autoSpaceDE w:val="0"/>
-        <w:autoSpaceDN w:val="0"/>
-        <w:adjustRightInd w:val="0"/>
-        <w:spacing w:after="0" w:line="240" w:lineRule="auto"/>
-        <w:rPr>
-          <w:rFonts w:ascii="Cascadia Mono" w:hAnsi="Cascadia Mono" w:cs="Cascadia Mono"/>
-          <w:color w:val="000000"/>
-          <w:sz w:val="19"/>
-          <w:szCs w:val="19"/>
-          <w:highlight w:val="white"/>
-          <w:lang w:val="en-US"/>
-        </w:rPr>
-      </w:pPr>
-      <w:r>
-        <w:rPr>
-          <w:rFonts w:ascii="Cascadia Mono" w:hAnsi="Cascadia Mono" w:cs="Cascadia Mono"/>
-          <w:color w:val="000000"/>
-          <w:sz w:val="19"/>
-          <w:szCs w:val="19"/>
-          <w:highlight w:val="white"/>
-          <w:lang w:val="en-US"/>
-        </w:rPr>
-        <w:t xml:space="preserve">            </w:t>
-      </w:r>
-      <w:r>
-        <w:rPr>
-          <w:rFonts w:ascii="Cascadia Mono" w:hAnsi="Cascadia Mono" w:cs="Cascadia Mono"/>
-          <w:color w:val="2B91AF"/>
-          <w:sz w:val="19"/>
-          <w:szCs w:val="19"/>
-          <w:highlight w:val="white"/>
-          <w:lang w:val="en-US"/>
-        </w:rPr>
-        <w:t>Console</w:t>
-      </w:r>
-      <w:r>
-        <w:rPr>
-          <w:rFonts w:ascii="Cascadia Mono" w:hAnsi="Cascadia Mono" w:cs="Cascadia Mono"/>
-          <w:color w:val="000000"/>
-          <w:sz w:val="19"/>
-          <w:szCs w:val="19"/>
-          <w:highlight w:val="white"/>
-          <w:lang w:val="en-US"/>
-        </w:rPr>
-        <w:t>.</w:t>
-      </w:r>
-      <w:r>
-        <w:rPr>
-          <w:rFonts w:ascii="Cascadia Mono" w:hAnsi="Cascadia Mono" w:cs="Cascadia Mono"/>
-          <w:color w:val="74531F"/>
-          <w:sz w:val="19"/>
-          <w:szCs w:val="19"/>
-          <w:highlight w:val="white"/>
-          <w:lang w:val="en-US"/>
-        </w:rPr>
-        <w:t>WriteLine</w:t>
-      </w:r>
-      <w:r>
-        <w:rPr>
-          <w:rFonts w:ascii="Cascadia Mono" w:hAnsi="Cascadia Mono" w:cs="Cascadia Mono"/>
-          <w:color w:val="000000"/>
-          <w:sz w:val="19"/>
-          <w:szCs w:val="19"/>
-          <w:highlight w:val="white"/>
-          <w:lang w:val="en-US"/>
-        </w:rPr>
-        <w:t>(</w:t>
-      </w:r>
       <w:r>
         <w:rPr>
           <w:rFonts w:ascii="Cascadia Mono" w:hAnsi="Cascadia Mono" w:cs="Cascadia Mono"/>
@@ -1037,7 +1449,6 @@
         </w:rPr>
         <w:t>\n</w:t>
       </w:r>
-      <w:proofErr w:type="spellStart"/>
       <w:r>
         <w:rPr>
           <w:rFonts w:ascii="Cascadia Mono" w:hAnsi="Cascadia Mono" w:cs="Cascadia Mono"/>
@@ -1048,7 +1459,6 @@
         </w:rPr>
         <w:t>Нажмите</w:t>
       </w:r>
-      <w:proofErr w:type="spellEnd"/>
       <w:r>
         <w:rPr>
           <w:rFonts w:ascii="Cascadia Mono" w:hAnsi="Cascadia Mono" w:cs="Cascadia Mono"/>
@@ -4994,9 +5404,8 @@
           <w:highlight w:val="white"/>
           <w:lang w:val="en-US"/>
         </w:rPr>
-        <w:t>$</w:t>
-      </w:r>
-      <w:proofErr w:type="gramStart"/>
+        <w:t xml:space="preserve">$"  - </w:t>
+      </w:r>
       <w:r>
         <w:rPr>
           <w:rFonts w:ascii="Cascadia Mono" w:hAnsi="Cascadia Mono" w:cs="Cascadia Mono"/>
@@ -5004,11 +5413,9 @@
           <w:sz w:val="19"/>
           <w:szCs w:val="19"/>
           <w:highlight w:val="white"/>
-          <w:lang w:val="en-US"/>
-        </w:rPr>
-        <w:t>"  -</w:t>
-      </w:r>
-      <w:proofErr w:type="gramEnd"/>
+        </w:rPr>
+        <w:t>Ожидаемый</w:t>
+      </w:r>
       <w:r>
         <w:rPr>
           <w:rFonts w:ascii="Cascadia Mono" w:hAnsi="Cascadia Mono" w:cs="Cascadia Mono"/>
@@ -5028,7 +5435,7 @@
           <w:szCs w:val="19"/>
           <w:highlight w:val="white"/>
         </w:rPr>
-        <w:t>Ожидаемый</w:t>
+        <w:t>результат</w:t>
       </w:r>
       <w:r>
         <w:rPr>
@@ -5039,6 +5446,685 @@
           <w:highlight w:val="white"/>
           <w:lang w:val="en-US"/>
         </w:rPr>
+        <w:t xml:space="preserve">: </w:t>
+      </w:r>
+      <w:r>
+        <w:rPr>
+          <w:rFonts w:ascii="Cascadia Mono" w:hAnsi="Cascadia Mono" w:cs="Cascadia Mono"/>
+          <w:color w:val="000000"/>
+          <w:sz w:val="19"/>
+          <w:szCs w:val="19"/>
+          <w:highlight w:val="white"/>
+          <w:lang w:val="en-US"/>
+        </w:rPr>
+        <w:t>{</w:t>
+      </w:r>
+      <w:r>
+        <w:rPr>
+          <w:rFonts w:ascii="Cascadia Mono" w:hAnsi="Cascadia Mono" w:cs="Cascadia Mono"/>
+          <w:color w:val="1F377F"/>
+          <w:sz w:val="19"/>
+          <w:szCs w:val="19"/>
+          <w:highlight w:val="white"/>
+          <w:lang w:val="en-US"/>
+        </w:rPr>
+        <w:t>expected</w:t>
+      </w:r>
+      <w:r>
+        <w:rPr>
+          <w:rFonts w:ascii="Cascadia Mono" w:hAnsi="Cascadia Mono" w:cs="Cascadia Mono"/>
+          <w:color w:val="000000"/>
+          <w:sz w:val="19"/>
+          <w:szCs w:val="19"/>
+          <w:highlight w:val="white"/>
+          <w:lang w:val="en-US"/>
+        </w:rPr>
+        <w:t>}</w:t>
+      </w:r>
+      <w:r>
+        <w:rPr>
+          <w:rFonts w:ascii="Cascadia Mono" w:hAnsi="Cascadia Mono" w:cs="Cascadia Mono"/>
+          <w:color w:val="A31515"/>
+          <w:sz w:val="19"/>
+          <w:szCs w:val="19"/>
+          <w:highlight w:val="white"/>
+          <w:lang w:val="en-US"/>
+        </w:rPr>
+        <w:t>"</w:t>
+      </w:r>
+      <w:r>
+        <w:rPr>
+          <w:rFonts w:ascii="Cascadia Mono" w:hAnsi="Cascadia Mono" w:cs="Cascadia Mono"/>
+          <w:color w:val="000000"/>
+          <w:sz w:val="19"/>
+          <w:szCs w:val="19"/>
+          <w:highlight w:val="white"/>
+          <w:lang w:val="en-US"/>
+        </w:rPr>
+        <w:t>);</w:t>
+      </w:r>
+    </w:p>
+    <w:p>
+      <w:pPr>
+        <w:autoSpaceDE w:val="0"/>
+        <w:autoSpaceDN w:val="0"/>
+        <w:adjustRightInd w:val="0"/>
+        <w:spacing w:after="0" w:line="240" w:lineRule="auto"/>
+        <w:rPr>
+          <w:rFonts w:ascii="Cascadia Mono" w:hAnsi="Cascadia Mono" w:cs="Cascadia Mono"/>
+          <w:color w:val="000000"/>
+          <w:sz w:val="19"/>
+          <w:szCs w:val="19"/>
+          <w:highlight w:val="white"/>
+        </w:rPr>
+      </w:pPr>
+      <w:r>
+        <w:rPr>
+          <w:rFonts w:ascii="Cascadia Mono" w:hAnsi="Cascadia Mono" w:cs="Cascadia Mono"/>
+          <w:color w:val="000000"/>
+          <w:sz w:val="19"/>
+          <w:szCs w:val="19"/>
+          <w:highlight w:val="white"/>
+          <w:lang w:val="en-US"/>
+        </w:rPr>
+        <w:t xml:space="preserve">                </w:t>
+      </w:r>
+      <w:r>
+        <w:rPr>
+          <w:rFonts w:ascii="Cascadia Mono" w:hAnsi="Cascadia Mono" w:cs="Cascadia Mono"/>
+          <w:color w:val="2B91AF"/>
+          <w:sz w:val="19"/>
+          <w:szCs w:val="19"/>
+          <w:highlight w:val="white"/>
+        </w:rPr>
+        <w:t>Console</w:t>
+      </w:r>
+      <w:r>
+        <w:rPr>
+          <w:rFonts w:ascii="Cascadia Mono" w:hAnsi="Cascadia Mono" w:cs="Cascadia Mono"/>
+          <w:color w:val="000000"/>
+          <w:sz w:val="19"/>
+          <w:szCs w:val="19"/>
+          <w:highlight w:val="white"/>
+        </w:rPr>
+        <w:t>.</w:t>
+      </w:r>
+      <w:r>
+        <w:rPr>
+          <w:rFonts w:ascii="Cascadia Mono" w:hAnsi="Cascadia Mono" w:cs="Cascadia Mono"/>
+          <w:color w:val="74531F"/>
+          <w:sz w:val="19"/>
+          <w:szCs w:val="19"/>
+          <w:highlight w:val="white"/>
+        </w:rPr>
+        <w:t>WriteLine</w:t>
+      </w:r>
+      <w:r>
+        <w:rPr>
+          <w:rFonts w:ascii="Cascadia Mono" w:hAnsi="Cascadia Mono" w:cs="Cascadia Mono"/>
+          <w:color w:val="000000"/>
+          <w:sz w:val="19"/>
+          <w:szCs w:val="19"/>
+          <w:highlight w:val="white"/>
+        </w:rPr>
+        <w:t>(</w:t>
+      </w:r>
+      <w:r>
+        <w:rPr>
+          <w:rFonts w:ascii="Cascadia Mono" w:hAnsi="Cascadia Mono" w:cs="Cascadia Mono"/>
+          <w:color w:val="A31515"/>
+          <w:sz w:val="19"/>
+          <w:szCs w:val="19"/>
+          <w:highlight w:val="white"/>
+        </w:rPr>
+        <w:t xml:space="preserve">$"  - Фактический результат: </w:t>
+      </w:r>
+      <w:r>
+        <w:rPr>
+          <w:rFonts w:ascii="Cascadia Mono" w:hAnsi="Cascadia Mono" w:cs="Cascadia Mono"/>
+          <w:color w:val="000000"/>
+          <w:sz w:val="19"/>
+          <w:szCs w:val="19"/>
+          <w:highlight w:val="white"/>
+        </w:rPr>
+        <w:t>{</w:t>
+      </w:r>
+      <w:r>
+        <w:rPr>
+          <w:rFonts w:ascii="Cascadia Mono" w:hAnsi="Cascadia Mono" w:cs="Cascadia Mono"/>
+          <w:color w:val="1F377F"/>
+          <w:sz w:val="19"/>
+          <w:szCs w:val="19"/>
+          <w:highlight w:val="white"/>
+        </w:rPr>
+        <w:t>actual</w:t>
+      </w:r>
+      <w:r>
+        <w:rPr>
+          <w:rFonts w:ascii="Cascadia Mono" w:hAnsi="Cascadia Mono" w:cs="Cascadia Mono"/>
+          <w:color w:val="000000"/>
+          <w:sz w:val="19"/>
+          <w:szCs w:val="19"/>
+          <w:highlight w:val="white"/>
+        </w:rPr>
+        <w:t>}</w:t>
+      </w:r>
+      <w:r>
+        <w:rPr>
+          <w:rFonts w:ascii="Cascadia Mono" w:hAnsi="Cascadia Mono" w:cs="Cascadia Mono"/>
+          <w:color w:val="A31515"/>
+          <w:sz w:val="19"/>
+          <w:szCs w:val="19"/>
+          <w:highlight w:val="white"/>
+        </w:rPr>
+        <w:t>"</w:t>
+      </w:r>
+      <w:r>
+        <w:rPr>
+          <w:rFonts w:ascii="Cascadia Mono" w:hAnsi="Cascadia Mono" w:cs="Cascadia Mono"/>
+          <w:color w:val="000000"/>
+          <w:sz w:val="19"/>
+          <w:szCs w:val="19"/>
+          <w:highlight w:val="white"/>
+        </w:rPr>
+        <w:t>);</w:t>
+      </w:r>
+    </w:p>
+    <w:p>
+      <w:pPr>
+        <w:autoSpaceDE w:val="0"/>
+        <w:autoSpaceDN w:val="0"/>
+        <w:adjustRightInd w:val="0"/>
+        <w:spacing w:after="0" w:line="240" w:lineRule="auto"/>
+        <w:rPr>
+          <w:rFonts w:ascii="Cascadia Mono" w:hAnsi="Cascadia Mono" w:cs="Cascadia Mono"/>
+          <w:color w:val="000000"/>
+          <w:sz w:val="19"/>
+          <w:szCs w:val="19"/>
+          <w:highlight w:val="white"/>
+          <w:lang w:val="en-US"/>
+        </w:rPr>
+      </w:pPr>
+      <w:r>
+        <w:rPr>
+          <w:rFonts w:ascii="Cascadia Mono" w:hAnsi="Cascadia Mono" w:cs="Cascadia Mono"/>
+          <w:color w:val="000000"/>
+          <w:sz w:val="19"/>
+          <w:szCs w:val="19"/>
+          <w:highlight w:val="white"/>
+        </w:rPr>
+        <w:t xml:space="preserve">                </w:t>
+      </w:r>
+      <w:r>
+        <w:rPr>
+          <w:rFonts w:ascii="Cascadia Mono" w:hAnsi="Cascadia Mono" w:cs="Cascadia Mono"/>
+          <w:color w:val="2B91AF"/>
+          <w:sz w:val="19"/>
+          <w:szCs w:val="19"/>
+          <w:highlight w:val="white"/>
+          <w:lang w:val="en-US"/>
+        </w:rPr>
+        <w:t>Console</w:t>
+      </w:r>
+      <w:r>
+        <w:rPr>
+          <w:rFonts w:ascii="Cascadia Mono" w:hAnsi="Cascadia Mono" w:cs="Cascadia Mono"/>
+          <w:color w:val="000000"/>
+          <w:sz w:val="19"/>
+          <w:szCs w:val="19"/>
+          <w:highlight w:val="white"/>
+          <w:lang w:val="en-US"/>
+        </w:rPr>
+        <w:t>.</w:t>
+      </w:r>
+      <w:r>
+        <w:rPr>
+          <w:rFonts w:ascii="Cascadia Mono" w:hAnsi="Cascadia Mono" w:cs="Cascadia Mono"/>
+          <w:color w:val="74531F"/>
+          <w:sz w:val="19"/>
+          <w:szCs w:val="19"/>
+          <w:highlight w:val="white"/>
+          <w:lang w:val="en-US"/>
+        </w:rPr>
+        <w:t>WriteLine</w:t>
+      </w:r>
+      <w:r>
+        <w:rPr>
+          <w:rFonts w:ascii="Cascadia Mono" w:hAnsi="Cascadia Mono" w:cs="Cascadia Mono"/>
+          <w:color w:val="000000"/>
+          <w:sz w:val="19"/>
+          <w:szCs w:val="19"/>
+          <w:highlight w:val="white"/>
+          <w:lang w:val="en-US"/>
+        </w:rPr>
+        <w:t>(</w:t>
+      </w:r>
+      <w:r>
+        <w:rPr>
+          <w:rFonts w:ascii="Cascadia Mono" w:hAnsi="Cascadia Mono" w:cs="Cascadia Mono"/>
+          <w:color w:val="A31515"/>
+          <w:sz w:val="19"/>
+          <w:szCs w:val="19"/>
+          <w:highlight w:val="white"/>
+          <w:lang w:val="en-US"/>
+        </w:rPr>
+        <w:t>"------------------------------------------"</w:t>
+      </w:r>
+      <w:r>
+        <w:rPr>
+          <w:rFonts w:ascii="Cascadia Mono" w:hAnsi="Cascadia Mono" w:cs="Cascadia Mono"/>
+          <w:color w:val="000000"/>
+          <w:sz w:val="19"/>
+          <w:szCs w:val="19"/>
+          <w:highlight w:val="white"/>
+          <w:lang w:val="en-US"/>
+        </w:rPr>
+        <w:t>);</w:t>
+      </w:r>
+    </w:p>
+    <w:p>
+      <w:pPr>
+        <w:autoSpaceDE w:val="0"/>
+        <w:autoSpaceDN w:val="0"/>
+        <w:adjustRightInd w:val="0"/>
+        <w:spacing w:after="0" w:line="240" w:lineRule="auto"/>
+        <w:rPr>
+          <w:rFonts w:ascii="Cascadia Mono" w:hAnsi="Cascadia Mono" w:cs="Cascadia Mono"/>
+          <w:color w:val="000000"/>
+          <w:sz w:val="19"/>
+          <w:szCs w:val="19"/>
+          <w:highlight w:val="white"/>
+          <w:lang w:val="en-US"/>
+        </w:rPr>
+      </w:pPr>
+      <w:r>
+        <w:rPr>
+          <w:rFonts w:ascii="Cascadia Mono" w:hAnsi="Cascadia Mono" w:cs="Cascadia Mono"/>
+          <w:color w:val="000000"/>
+          <w:sz w:val="19"/>
+          <w:szCs w:val="19"/>
+          <w:highlight w:val="white"/>
+          <w:lang w:val="en-US"/>
+        </w:rPr>
+        <w:t xml:space="preserve">            }</w:t>
+      </w:r>
+    </w:p>
+    <w:p>
+      <w:pPr>
+        <w:autoSpaceDE w:val="0"/>
+        <w:autoSpaceDN w:val="0"/>
+        <w:adjustRightInd w:val="0"/>
+        <w:spacing w:after="0" w:line="240" w:lineRule="auto"/>
+        <w:rPr>
+          <w:rFonts w:ascii="Cascadia Mono" w:hAnsi="Cascadia Mono" w:cs="Cascadia Mono"/>
+          <w:color w:val="000000"/>
+          <w:sz w:val="19"/>
+          <w:szCs w:val="19"/>
+          <w:highlight w:val="white"/>
+          <w:lang w:val="en-US"/>
+        </w:rPr>
+      </w:pPr>
+    </w:p>
+    <w:p>
+      <w:pPr>
+        <w:autoSpaceDE w:val="0"/>
+        <w:autoSpaceDN w:val="0"/>
+        <w:adjustRightInd w:val="0"/>
+        <w:spacing w:after="0" w:line="240" w:lineRule="auto"/>
+        <w:rPr>
+          <w:rFonts w:ascii="Cascadia Mono" w:hAnsi="Cascadia Mono" w:cs="Cascadia Mono"/>
+          <w:color w:val="000000"/>
+          <w:sz w:val="19"/>
+          <w:szCs w:val="19"/>
+          <w:highlight w:val="white"/>
+          <w:lang w:val="en-US"/>
+        </w:rPr>
+      </w:pPr>
+      <w:r>
+        <w:rPr>
+          <w:rFonts w:ascii="Cascadia Mono" w:hAnsi="Cascadia Mono" w:cs="Cascadia Mono"/>
+          <w:color w:val="000000"/>
+          <w:sz w:val="19"/>
+          <w:szCs w:val="19"/>
+          <w:highlight w:val="white"/>
+          <w:lang w:val="en-US"/>
+        </w:rPr>
+        <w:t xml:space="preserve">            </w:t>
+      </w:r>
+      <w:r>
+        <w:rPr>
+          <w:rFonts w:ascii="Cascadia Mono" w:hAnsi="Cascadia Mono" w:cs="Cascadia Mono"/>
+          <w:color w:val="74531F"/>
+          <w:sz w:val="19"/>
+          <w:szCs w:val="19"/>
+          <w:highlight w:val="white"/>
+          <w:lang w:val="en-US"/>
+        </w:rPr>
+        <w:t>Check</w:t>
+      </w:r>
+      <w:r>
+        <w:rPr>
+          <w:rFonts w:ascii="Cascadia Mono" w:hAnsi="Cascadia Mono" w:cs="Cascadia Mono"/>
+          <w:color w:val="000000"/>
+          <w:sz w:val="19"/>
+          <w:szCs w:val="19"/>
+          <w:highlight w:val="white"/>
+          <w:lang w:val="en-US"/>
+        </w:rPr>
+        <w:t>(</w:t>
+      </w:r>
+      <w:r>
+        <w:rPr>
+          <w:rFonts w:ascii="Cascadia Mono" w:hAnsi="Cascadia Mono" w:cs="Cascadia Mono"/>
+          <w:color w:val="A31515"/>
+          <w:sz w:val="19"/>
+          <w:szCs w:val="19"/>
+          <w:highlight w:val="white"/>
+          <w:lang w:val="en-US"/>
+        </w:rPr>
+        <w:t>"</w:t>
+      </w:r>
+      <w:r>
+        <w:rPr>
+          <w:rFonts w:ascii="Cascadia Mono" w:hAnsi="Cascadia Mono" w:cs="Cascadia Mono"/>
+          <w:color w:val="A31515"/>
+          <w:sz w:val="19"/>
+          <w:szCs w:val="19"/>
+          <w:highlight w:val="white"/>
+        </w:rPr>
+        <w:t>Конвертация</w:t>
+      </w:r>
+      <w:r>
+        <w:rPr>
+          <w:rFonts w:ascii="Cascadia Mono" w:hAnsi="Cascadia Mono" w:cs="Cascadia Mono"/>
+          <w:color w:val="A31515"/>
+          <w:sz w:val="19"/>
+          <w:szCs w:val="19"/>
+          <w:highlight w:val="white"/>
+          <w:lang w:val="en-US"/>
+        </w:rPr>
+        <w:t xml:space="preserve"> (10 </w:t>
+      </w:r>
+      <w:r>
+        <w:rPr>
+          <w:rFonts w:ascii="Cascadia Mono" w:hAnsi="Cascadia Mono" w:cs="Cascadia Mono"/>
+          <w:color w:val="A31515"/>
+          <w:sz w:val="19"/>
+          <w:szCs w:val="19"/>
+          <w:highlight w:val="white"/>
+        </w:rPr>
+        <w:t>дюймов</w:t>
+      </w:r>
+      <w:r>
+        <w:rPr>
+          <w:rFonts w:ascii="Cascadia Mono" w:hAnsi="Cascadia Mono" w:cs="Cascadia Mono"/>
+          <w:color w:val="A31515"/>
+          <w:sz w:val="19"/>
+          <w:szCs w:val="19"/>
+          <w:highlight w:val="white"/>
+          <w:lang w:val="en-US"/>
+        </w:rPr>
+        <w:t>)"</w:t>
+      </w:r>
+      <w:r>
+        <w:rPr>
+          <w:rFonts w:ascii="Cascadia Mono" w:hAnsi="Cascadia Mono" w:cs="Cascadia Mono"/>
+          <w:color w:val="000000"/>
+          <w:sz w:val="19"/>
+          <w:szCs w:val="19"/>
+          <w:highlight w:val="white"/>
+          <w:lang w:val="en-US"/>
+        </w:rPr>
+        <w:t xml:space="preserve">, </w:t>
+      </w:r>
+      <w:r>
+        <w:rPr>
+          <w:rFonts w:ascii="Cascadia Mono" w:hAnsi="Cascadia Mono" w:cs="Cascadia Mono"/>
+          <w:color w:val="74531F"/>
+          <w:sz w:val="19"/>
+          <w:szCs w:val="19"/>
+          <w:highlight w:val="white"/>
+          <w:lang w:val="en-US"/>
+        </w:rPr>
+        <w:t>InchesToCm</w:t>
+      </w:r>
+      <w:r>
+        <w:rPr>
+          <w:rFonts w:ascii="Cascadia Mono" w:hAnsi="Cascadia Mono" w:cs="Cascadia Mono"/>
+          <w:color w:val="000000"/>
+          <w:sz w:val="19"/>
+          <w:szCs w:val="19"/>
+          <w:highlight w:val="white"/>
+          <w:lang w:val="en-US"/>
+        </w:rPr>
+        <w:t>(10), 25.4);</w:t>
+      </w:r>
+    </w:p>
+    <w:p>
+      <w:pPr>
+        <w:autoSpaceDE w:val="0"/>
+        <w:autoSpaceDN w:val="0"/>
+        <w:adjustRightInd w:val="0"/>
+        <w:spacing w:after="0" w:line="240" w:lineRule="auto"/>
+        <w:rPr>
+          <w:rFonts w:ascii="Cascadia Mono" w:hAnsi="Cascadia Mono" w:cs="Cascadia Mono"/>
+          <w:color w:val="000000"/>
+          <w:sz w:val="19"/>
+          <w:szCs w:val="19"/>
+          <w:highlight w:val="white"/>
+          <w:lang w:val="en-US"/>
+        </w:rPr>
+      </w:pPr>
+      <w:r>
+        <w:rPr>
+          <w:rFonts w:ascii="Cascadia Mono" w:hAnsi="Cascadia Mono" w:cs="Cascadia Mono"/>
+          <w:color w:val="000000"/>
+          <w:sz w:val="19"/>
+          <w:szCs w:val="19"/>
+          <w:highlight w:val="white"/>
+          <w:lang w:val="en-US"/>
+        </w:rPr>
+        <w:t xml:space="preserve">            </w:t>
+      </w:r>
+      <w:r>
+        <w:rPr>
+          <w:rFonts w:ascii="Cascadia Mono" w:hAnsi="Cascadia Mono" w:cs="Cascadia Mono"/>
+          <w:color w:val="74531F"/>
+          <w:sz w:val="19"/>
+          <w:szCs w:val="19"/>
+          <w:highlight w:val="white"/>
+          <w:lang w:val="en-US"/>
+        </w:rPr>
+        <w:t>Check</w:t>
+      </w:r>
+      <w:r>
+        <w:rPr>
+          <w:rFonts w:ascii="Cascadia Mono" w:hAnsi="Cascadia Mono" w:cs="Cascadia Mono"/>
+          <w:color w:val="000000"/>
+          <w:sz w:val="19"/>
+          <w:szCs w:val="19"/>
+          <w:highlight w:val="white"/>
+          <w:lang w:val="en-US"/>
+        </w:rPr>
+        <w:t>(</w:t>
+      </w:r>
+      <w:r>
+        <w:rPr>
+          <w:rFonts w:ascii="Cascadia Mono" w:hAnsi="Cascadia Mono" w:cs="Cascadia Mono"/>
+          <w:color w:val="A31515"/>
+          <w:sz w:val="19"/>
+          <w:szCs w:val="19"/>
+          <w:highlight w:val="white"/>
+          <w:lang w:val="en-US"/>
+        </w:rPr>
+        <w:t>"</w:t>
+      </w:r>
+      <w:r>
+        <w:rPr>
+          <w:rFonts w:ascii="Cascadia Mono" w:hAnsi="Cascadia Mono" w:cs="Cascadia Mono"/>
+          <w:color w:val="A31515"/>
+          <w:sz w:val="19"/>
+          <w:szCs w:val="19"/>
+          <w:highlight w:val="white"/>
+        </w:rPr>
+        <w:t>Конвертация</w:t>
+      </w:r>
+      <w:r>
+        <w:rPr>
+          <w:rFonts w:ascii="Cascadia Mono" w:hAnsi="Cascadia Mono" w:cs="Cascadia Mono"/>
+          <w:color w:val="A31515"/>
+          <w:sz w:val="19"/>
+          <w:szCs w:val="19"/>
+          <w:highlight w:val="white"/>
+          <w:lang w:val="en-US"/>
+        </w:rPr>
+        <w:t xml:space="preserve"> (</w:t>
+      </w:r>
+      <w:r>
+        <w:rPr>
+          <w:rFonts w:ascii="Cascadia Mono" w:hAnsi="Cascadia Mono" w:cs="Cascadia Mono"/>
+          <w:color w:val="A31515"/>
+          <w:sz w:val="19"/>
+          <w:szCs w:val="19"/>
+          <w:highlight w:val="white"/>
+        </w:rPr>
+        <w:t>ошибка</w:t>
+      </w:r>
+      <w:r>
+        <w:rPr>
+          <w:rFonts w:ascii="Cascadia Mono" w:hAnsi="Cascadia Mono" w:cs="Cascadia Mono"/>
+          <w:color w:val="A31515"/>
+          <w:sz w:val="19"/>
+          <w:szCs w:val="19"/>
+          <w:highlight w:val="white"/>
+          <w:lang w:val="en-US"/>
+        </w:rPr>
+        <w:t>: -5)"</w:t>
+      </w:r>
+      <w:r>
+        <w:rPr>
+          <w:rFonts w:ascii="Cascadia Mono" w:hAnsi="Cascadia Mono" w:cs="Cascadia Mono"/>
+          <w:color w:val="000000"/>
+          <w:sz w:val="19"/>
+          <w:szCs w:val="19"/>
+          <w:highlight w:val="white"/>
+          <w:lang w:val="en-US"/>
+        </w:rPr>
+        <w:t xml:space="preserve">, </w:t>
+      </w:r>
+      <w:r>
+        <w:rPr>
+          <w:rFonts w:ascii="Cascadia Mono" w:hAnsi="Cascadia Mono" w:cs="Cascadia Mono"/>
+          <w:color w:val="74531F"/>
+          <w:sz w:val="19"/>
+          <w:szCs w:val="19"/>
+          <w:highlight w:val="white"/>
+          <w:lang w:val="en-US"/>
+        </w:rPr>
+        <w:t>InchesToCm</w:t>
+      </w:r>
+      <w:r>
+        <w:rPr>
+          <w:rFonts w:ascii="Cascadia Mono" w:hAnsi="Cascadia Mono" w:cs="Cascadia Mono"/>
+          <w:color w:val="000000"/>
+          <w:sz w:val="19"/>
+          <w:szCs w:val="19"/>
+          <w:highlight w:val="white"/>
+          <w:lang w:val="en-US"/>
+        </w:rPr>
+        <w:t>(-5), -1);</w:t>
+      </w:r>
+    </w:p>
+    <w:p>
+      <w:pPr>
+        <w:autoSpaceDE w:val="0"/>
+        <w:autoSpaceDN w:val="0"/>
+        <w:adjustRightInd w:val="0"/>
+        <w:spacing w:after="0" w:line="240" w:lineRule="auto"/>
+        <w:rPr>
+          <w:rFonts w:ascii="Cascadia Mono" w:hAnsi="Cascadia Mono" w:cs="Cascadia Mono"/>
+          <w:color w:val="000000"/>
+          <w:sz w:val="19"/>
+          <w:szCs w:val="19"/>
+          <w:highlight w:val="white"/>
+          <w:lang w:val="en-US"/>
+        </w:rPr>
+      </w:pPr>
+    </w:p>
+    <w:p>
+      <w:pPr>
+        <w:autoSpaceDE w:val="0"/>
+        <w:autoSpaceDN w:val="0"/>
+        <w:adjustRightInd w:val="0"/>
+        <w:spacing w:after="0" w:line="240" w:lineRule="auto"/>
+        <w:rPr>
+          <w:rFonts w:ascii="Cascadia Mono" w:hAnsi="Cascadia Mono" w:cs="Cascadia Mono"/>
+          <w:color w:val="000000"/>
+          <w:sz w:val="19"/>
+          <w:szCs w:val="19"/>
+          <w:highlight w:val="white"/>
+        </w:rPr>
+      </w:pPr>
+      <w:r>
+        <w:rPr>
+          <w:rFonts w:ascii="Cascadia Mono" w:hAnsi="Cascadia Mono" w:cs="Cascadia Mono"/>
+          <w:color w:val="000000"/>
+          <w:sz w:val="19"/>
+          <w:szCs w:val="19"/>
+          <w:highlight w:val="white"/>
+          <w:lang w:val="en-US"/>
+        </w:rPr>
+        <w:t xml:space="preserve">            </w:t>
+      </w:r>
+      <w:r>
+        <w:rPr>
+          <w:rFonts w:ascii="Cascadia Mono" w:hAnsi="Cascadia Mono" w:cs="Cascadia Mono"/>
+          <w:color w:val="74531F"/>
+          <w:sz w:val="19"/>
+          <w:szCs w:val="19"/>
+          <w:highlight w:val="white"/>
+          <w:lang w:val="en-US"/>
+        </w:rPr>
+        <w:t>Check</w:t>
+      </w:r>
+      <w:r>
+        <w:rPr>
+          <w:rFonts w:ascii="Cascadia Mono" w:hAnsi="Cascadia Mono" w:cs="Cascadia Mono"/>
+          <w:color w:val="000000"/>
+          <w:sz w:val="19"/>
+          <w:szCs w:val="19"/>
+          <w:highlight w:val="white"/>
+        </w:rPr>
+        <w:t>(</w:t>
+      </w:r>
+      <w:r>
+        <w:rPr>
+          <w:rFonts w:ascii="Cascadia Mono" w:hAnsi="Cascadia Mono" w:cs="Cascadia Mono"/>
+          <w:color w:val="A31515"/>
+          <w:sz w:val="19"/>
+          <w:szCs w:val="19"/>
+          <w:highlight w:val="white"/>
+        </w:rPr>
+        <w:t>"</w:t>
+      </w:r>
+      <w:r>
+        <w:rPr>
+          <w:rFonts w:ascii="Cascadia Mono" w:hAnsi="Cascadia Mono" w:cs="Cascadia Mono"/>
+          <w:color w:val="A31515"/>
+          <w:sz w:val="19"/>
+          <w:szCs w:val="19"/>
+          <w:highlight w:val="white"/>
+        </w:rPr>
+        <w:t>Четность</w:t>
+      </w:r>
+      <w:r>
+        <w:rPr>
+          <w:rFonts w:ascii="Cascadia Mono" w:hAnsi="Cascadia Mono" w:cs="Cascadia Mono"/>
+          <w:color w:val="A31515"/>
+          <w:sz w:val="19"/>
+          <w:szCs w:val="19"/>
+          <w:highlight w:val="white"/>
+        </w:rPr>
         <w:t xml:space="preserve"> </w:t>
       </w:r>
       <w:r>
@@ -5049,7 +6135,7 @@
           <w:szCs w:val="19"/>
           <w:highlight w:val="white"/>
         </w:rPr>
-        <w:t>результат</w:t>
+        <w:t>числа</w:t>
       </w:r>
       <w:r>
         <w:rPr>
@@ -5058,42 +6144,85 @@
           <w:sz w:val="19"/>
           <w:szCs w:val="19"/>
           <w:highlight w:val="white"/>
-          <w:lang w:val="en-US"/>
-        </w:rPr>
-        <w:t xml:space="preserve">: </w:t>
-      </w:r>
-      <w:r>
-        <w:rPr>
-          <w:rFonts w:ascii="Cascadia Mono" w:hAnsi="Cascadia Mono" w:cs="Cascadia Mono"/>
-          <w:color w:val="000000"/>
-          <w:sz w:val="19"/>
-          <w:szCs w:val="19"/>
-          <w:highlight w:val="white"/>
-          <w:lang w:val="en-US"/>
-        </w:rPr>
-        <w:t>{</w:t>
-      </w:r>
-      <w:r>
-        <w:rPr>
-          <w:rFonts w:ascii="Cascadia Mono" w:hAnsi="Cascadia Mono" w:cs="Cascadia Mono"/>
-          <w:color w:val="1F377F"/>
-          <w:sz w:val="19"/>
-          <w:szCs w:val="19"/>
-          <w:highlight w:val="white"/>
-          <w:lang w:val="en-US"/>
-        </w:rPr>
-        <w:t>expected</w:t>
-      </w:r>
-      <w:r>
-        <w:rPr>
-          <w:rFonts w:ascii="Cascadia Mono" w:hAnsi="Cascadia Mono" w:cs="Cascadia Mono"/>
-          <w:color w:val="000000"/>
-          <w:sz w:val="19"/>
-          <w:szCs w:val="19"/>
-          <w:highlight w:val="white"/>
-          <w:lang w:val="en-US"/>
-        </w:rPr>
-        <w:t>}</w:t>
+        </w:rPr>
+        <w:t xml:space="preserve"> (4)"</w:t>
+      </w:r>
+      <w:r>
+        <w:rPr>
+          <w:rFonts w:ascii="Cascadia Mono" w:hAnsi="Cascadia Mono" w:cs="Cascadia Mono"/>
+          <w:color w:val="000000"/>
+          <w:sz w:val="19"/>
+          <w:szCs w:val="19"/>
+          <w:highlight w:val="white"/>
+        </w:rPr>
+        <w:t xml:space="preserve">, </w:t>
+      </w:r>
+      <w:r>
+        <w:rPr>
+          <w:rFonts w:ascii="Cascadia Mono" w:hAnsi="Cascadia Mono" w:cs="Cascadia Mono"/>
+          <w:color w:val="74531F"/>
+          <w:sz w:val="19"/>
+          <w:szCs w:val="19"/>
+          <w:highlight w:val="white"/>
+          <w:lang w:val="en-US"/>
+        </w:rPr>
+        <w:t>IsEven</w:t>
+      </w:r>
+      <w:r>
+        <w:rPr>
+          <w:rFonts w:ascii="Cascadia Mono" w:hAnsi="Cascadia Mono" w:cs="Cascadia Mono"/>
+          <w:color w:val="000000"/>
+          <w:sz w:val="19"/>
+          <w:szCs w:val="19"/>
+          <w:highlight w:val="white"/>
+        </w:rPr>
+        <w:t>(4), 1);</w:t>
+      </w:r>
+    </w:p>
+    <w:p>
+      <w:pPr>
+        <w:autoSpaceDE w:val="0"/>
+        <w:autoSpaceDN w:val="0"/>
+        <w:adjustRightInd w:val="0"/>
+        <w:spacing w:after="0" w:line="240" w:lineRule="auto"/>
+        <w:rPr>
+          <w:rFonts w:ascii="Cascadia Mono" w:hAnsi="Cascadia Mono" w:cs="Cascadia Mono"/>
+          <w:color w:val="000000"/>
+          <w:sz w:val="19"/>
+          <w:szCs w:val="19"/>
+          <w:highlight w:val="white"/>
+        </w:rPr>
+      </w:pPr>
+      <w:r>
+        <w:rPr>
+          <w:rFonts w:ascii="Cascadia Mono" w:hAnsi="Cascadia Mono" w:cs="Cascadia Mono"/>
+          <w:color w:val="000000"/>
+          <w:sz w:val="19"/>
+          <w:szCs w:val="19"/>
+          <w:highlight w:val="white"/>
+        </w:rPr>
+        <w:t xml:space="preserve">            </w:t>
+      </w:r>
+      <w:r>
+        <w:rPr>
+          <w:rFonts w:ascii="Cascadia Mono" w:hAnsi="Cascadia Mono" w:cs="Cascadia Mono"/>
+          <w:color w:val="74531F"/>
+          <w:sz w:val="19"/>
+          <w:szCs w:val="19"/>
+          <w:highlight w:val="white"/>
+          <w:lang w:val="en-US"/>
+        </w:rPr>
+        <w:t>Check</w:t>
+      </w:r>
+      <w:r>
+        <w:rPr>
+          <w:rFonts w:ascii="Cascadia Mono" w:hAnsi="Cascadia Mono" w:cs="Cascadia Mono"/>
+          <w:color w:val="000000"/>
+          <w:sz w:val="19"/>
+          <w:szCs w:val="19"/>
+          <w:highlight w:val="white"/>
+        </w:rPr>
+        <w:t>(</w:t>
       </w:r>
       <w:r>
         <w:rPr>
@@ -5102,67 +6231,58 @@
           <w:sz w:val="19"/>
           <w:szCs w:val="19"/>
           <w:highlight w:val="white"/>
-          <w:lang w:val="en-US"/>
         </w:rPr>
         <w:t>"</w:t>
       </w:r>
       <w:r>
         <w:rPr>
           <w:rFonts w:ascii="Cascadia Mono" w:hAnsi="Cascadia Mono" w:cs="Cascadia Mono"/>
-          <w:color w:val="000000"/>
-          <w:sz w:val="19"/>
-          <w:szCs w:val="19"/>
-          <w:highlight w:val="white"/>
-          <w:lang w:val="en-US"/>
-        </w:rPr>
-        <w:t>);</w:t>
-      </w:r>
-    </w:p>
-    <w:p>
-      <w:pPr>
-        <w:autoSpaceDE w:val="0"/>
-        <w:autoSpaceDN w:val="0"/>
-        <w:adjustRightInd w:val="0"/>
-        <w:spacing w:after="0" w:line="240" w:lineRule="auto"/>
-        <w:rPr>
-          <w:rFonts w:ascii="Cascadia Mono" w:hAnsi="Cascadia Mono" w:cs="Cascadia Mono"/>
-          <w:color w:val="000000"/>
-          <w:sz w:val="19"/>
-          <w:szCs w:val="19"/>
-          <w:highlight w:val="white"/>
-        </w:rPr>
-      </w:pPr>
-      <w:r>
-        <w:rPr>
-          <w:rFonts w:ascii="Cascadia Mono" w:hAnsi="Cascadia Mono" w:cs="Cascadia Mono"/>
-          <w:color w:val="000000"/>
-          <w:sz w:val="19"/>
-          <w:szCs w:val="19"/>
-          <w:highlight w:val="white"/>
-          <w:lang w:val="en-US"/>
-        </w:rPr>
-        <w:t xml:space="preserve">                </w:t>
-      </w:r>
-      <w:proofErr w:type="spellStart"/>
-      <w:r>
-        <w:rPr>
-          <w:rFonts w:ascii="Cascadia Mono" w:hAnsi="Cascadia Mono" w:cs="Cascadia Mono"/>
-          <w:color w:val="2B91AF"/>
-          <w:sz w:val="19"/>
-          <w:szCs w:val="19"/>
-          <w:highlight w:val="white"/>
-        </w:rPr>
-        <w:t>Console</w:t>
-      </w:r>
-      <w:r>
-        <w:rPr>
-          <w:rFonts w:ascii="Cascadia Mono" w:hAnsi="Cascadia Mono" w:cs="Cascadia Mono"/>
-          <w:color w:val="000000"/>
-          <w:sz w:val="19"/>
-          <w:szCs w:val="19"/>
-          <w:highlight w:val="white"/>
-        </w:rPr>
-        <w:t>.</w:t>
+          <w:color w:val="A31515"/>
+          <w:sz w:val="19"/>
+          <w:szCs w:val="19"/>
+          <w:highlight w:val="white"/>
+        </w:rPr>
+        <w:t>Четность</w:t>
+      </w:r>
+      <w:r>
+        <w:rPr>
+          <w:rFonts w:ascii="Cascadia Mono" w:hAnsi="Cascadia Mono" w:cs="Cascadia Mono"/>
+          <w:color w:val="A31515"/>
+          <w:sz w:val="19"/>
+          <w:szCs w:val="19"/>
+          <w:highlight w:val="white"/>
+        </w:rPr>
+        <w:t xml:space="preserve"> </w:t>
+      </w:r>
+      <w:r>
+        <w:rPr>
+          <w:rFonts w:ascii="Cascadia Mono" w:hAnsi="Cascadia Mono" w:cs="Cascadia Mono"/>
+          <w:color w:val="A31515"/>
+          <w:sz w:val="19"/>
+          <w:szCs w:val="19"/>
+          <w:highlight w:val="white"/>
+        </w:rPr>
+        <w:t>числа</w:t>
+      </w:r>
+      <w:r>
+        <w:rPr>
+          <w:rFonts w:ascii="Cascadia Mono" w:hAnsi="Cascadia Mono" w:cs="Cascadia Mono"/>
+          <w:color w:val="A31515"/>
+          <w:sz w:val="19"/>
+          <w:szCs w:val="19"/>
+          <w:highlight w:val="white"/>
+        </w:rPr>
+        <w:t xml:space="preserve"> (7)"</w:t>
+      </w:r>
+      <w:r>
+        <w:rPr>
+          <w:rFonts w:ascii="Cascadia Mono" w:hAnsi="Cascadia Mono" w:cs="Cascadia Mono"/>
+          <w:color w:val="000000"/>
+          <w:sz w:val="19"/>
+          <w:szCs w:val="19"/>
+          <w:highlight w:val="white"/>
+        </w:rPr>
+        <w:t xml:space="preserve">, </w:t>
       </w:r>
       <w:r>
         <w:rPr>
@@ -5171,10 +6291,71 @@
           <w:sz w:val="19"/>
           <w:szCs w:val="19"/>
           <w:highlight w:val="white"/>
-        </w:rPr>
-        <w:t>WriteLine</w:t>
-      </w:r>
-      <w:proofErr w:type="spellEnd"/>
+          <w:lang w:val="en-US"/>
+        </w:rPr>
+        <w:t>IsEven</w:t>
+      </w:r>
+      <w:r>
+        <w:rPr>
+          <w:rFonts w:ascii="Cascadia Mono" w:hAnsi="Cascadia Mono" w:cs="Cascadia Mono"/>
+          <w:color w:val="000000"/>
+          <w:sz w:val="19"/>
+          <w:szCs w:val="19"/>
+          <w:highlight w:val="white"/>
+        </w:rPr>
+        <w:t>(7), 0);</w:t>
+      </w:r>
+    </w:p>
+    <w:p>
+      <w:pPr>
+        <w:autoSpaceDE w:val="0"/>
+        <w:autoSpaceDN w:val="0"/>
+        <w:adjustRightInd w:val="0"/>
+        <w:spacing w:after="0" w:line="240" w:lineRule="auto"/>
+        <w:rPr>
+          <w:rFonts w:ascii="Cascadia Mono" w:hAnsi="Cascadia Mono" w:cs="Cascadia Mono"/>
+          <w:color w:val="000000"/>
+          <w:sz w:val="19"/>
+          <w:szCs w:val="19"/>
+          <w:highlight w:val="white"/>
+        </w:rPr>
+      </w:pPr>
+    </w:p>
+    <w:p>
+      <w:pPr>
+        <w:autoSpaceDE w:val="0"/>
+        <w:autoSpaceDN w:val="0"/>
+        <w:adjustRightInd w:val="0"/>
+        <w:spacing w:after="0" w:line="240" w:lineRule="auto"/>
+        <w:rPr>
+          <w:rFonts w:ascii="Cascadia Mono" w:hAnsi="Cascadia Mono" w:cs="Cascadia Mono"/>
+          <w:color w:val="000000"/>
+          <w:sz w:val="19"/>
+          <w:szCs w:val="19"/>
+          <w:highlight w:val="white"/>
+        </w:rPr>
+      </w:pPr>
+      <w:r>
+        <w:rPr>
+          <w:rFonts w:ascii="Cascadia Mono" w:hAnsi="Cascadia Mono" w:cs="Cascadia Mono"/>
+          <w:color w:val="000000"/>
+          <w:sz w:val="19"/>
+          <w:szCs w:val="19"/>
+          <w:highlight w:val="white"/>
+        </w:rPr>
+        <w:t xml:space="preserve">            </w:t>
+      </w:r>
+      <w:r>
+        <w:rPr>
+          <w:rFonts w:ascii="Cascadia Mono" w:hAnsi="Cascadia Mono" w:cs="Cascadia Mono"/>
+          <w:color w:val="74531F"/>
+          <w:sz w:val="19"/>
+          <w:szCs w:val="19"/>
+          <w:highlight w:val="white"/>
+          <w:lang w:val="en-US"/>
+        </w:rPr>
+        <w:t>Check</w:t>
+      </w:r>
       <w:r>
         <w:rPr>
           <w:rFonts w:ascii="Cascadia Mono" w:hAnsi="Cascadia Mono" w:cs="Cascadia Mono"/>
@@ -5193,39 +6374,7 @@
           <w:szCs w:val="19"/>
           <w:highlight w:val="white"/>
         </w:rPr>
-        <w:t xml:space="preserve">$"  - Фактический результат: </w:t>
-      </w:r>
-      <w:r>
-        <w:rPr>
-          <w:rFonts w:ascii="Cascadia Mono" w:hAnsi="Cascadia Mono" w:cs="Cascadia Mono"/>
-          <w:color w:val="000000"/>
-          <w:sz w:val="19"/>
-          <w:szCs w:val="19"/>
-          <w:highlight w:val="white"/>
-        </w:rPr>
-        <w:t>{</w:t>
-      </w:r>
-      <w:proofErr w:type="spellStart"/>
-      <w:r>
-        <w:rPr>
-          <w:rFonts w:ascii="Cascadia Mono" w:hAnsi="Cascadia Mono" w:cs="Cascadia Mono"/>
-          <w:color w:val="1F377F"/>
-          <w:sz w:val="19"/>
-          <w:szCs w:val="19"/>
-          <w:highlight w:val="white"/>
-        </w:rPr>
-        <w:t>actual</w:t>
-      </w:r>
-      <w:proofErr w:type="spellEnd"/>
-      <w:r>
-        <w:rPr>
-          <w:rFonts w:ascii="Cascadia Mono" w:hAnsi="Cascadia Mono" w:cs="Cascadia Mono"/>
-          <w:color w:val="000000"/>
-          <w:sz w:val="19"/>
-          <w:szCs w:val="19"/>
-          <w:highlight w:val="white"/>
-        </w:rPr>
-        <w:t>}</w:t>
+        <w:t>"</w:t>
       </w:r>
       <w:r>
         <w:rPr>
@@ -5235,65 +6384,47 @@
           <w:szCs w:val="19"/>
           <w:highlight w:val="white"/>
         </w:rPr>
-        <w:t>"</w:t>
-      </w:r>
-      <w:r>
-        <w:rPr>
-          <w:rFonts w:ascii="Cascadia Mono" w:hAnsi="Cascadia Mono" w:cs="Cascadia Mono"/>
-          <w:color w:val="000000"/>
-          <w:sz w:val="19"/>
-          <w:szCs w:val="19"/>
-          <w:highlight w:val="white"/>
-        </w:rPr>
-        <w:t>);</w:t>
-      </w:r>
-    </w:p>
-    <w:p>
-      <w:pPr>
-        <w:autoSpaceDE w:val="0"/>
-        <w:autoSpaceDN w:val="0"/>
-        <w:adjustRightInd w:val="0"/>
-        <w:spacing w:after="0" w:line="240" w:lineRule="auto"/>
-        <w:rPr>
-          <w:rFonts w:ascii="Cascadia Mono" w:hAnsi="Cascadia Mono" w:cs="Cascadia Mono"/>
-          <w:color w:val="000000"/>
-          <w:sz w:val="19"/>
-          <w:szCs w:val="19"/>
-          <w:highlight w:val="white"/>
-          <w:lang w:val="en-US"/>
-        </w:rPr>
-      </w:pPr>
-      <w:r>
-        <w:rPr>
-          <w:rFonts w:ascii="Cascadia Mono" w:hAnsi="Cascadia Mono" w:cs="Cascadia Mono"/>
-          <w:color w:val="000000"/>
-          <w:sz w:val="19"/>
-          <w:szCs w:val="19"/>
-          <w:highlight w:val="white"/>
-        </w:rPr>
-        <w:t xml:space="preserve">                </w:t>
-      </w:r>
-      <w:r>
-        <w:rPr>
-          <w:rFonts w:ascii="Cascadia Mono" w:hAnsi="Cascadia Mono" w:cs="Cascadia Mono"/>
-          <w:color w:val="2B91AF"/>
-          <w:sz w:val="19"/>
-          <w:szCs w:val="19"/>
-          <w:highlight w:val="white"/>
-          <w:lang w:val="en-US"/>
-        </w:rPr>
-        <w:t>Console</w:t>
-      </w:r>
-      <w:r>
-        <w:rPr>
-          <w:rFonts w:ascii="Cascadia Mono" w:hAnsi="Cascadia Mono" w:cs="Cascadia Mono"/>
-          <w:color w:val="000000"/>
-          <w:sz w:val="19"/>
-          <w:szCs w:val="19"/>
-          <w:highlight w:val="white"/>
-          <w:lang w:val="en-US"/>
-        </w:rPr>
-        <w:t>.</w:t>
+        <w:t>Поиск</w:t>
+      </w:r>
+      <w:r>
+        <w:rPr>
+          <w:rFonts w:ascii="Cascadia Mono" w:hAnsi="Cascadia Mono" w:cs="Cascadia Mono"/>
+          <w:color w:val="A31515"/>
+          <w:sz w:val="19"/>
+          <w:szCs w:val="19"/>
+          <w:highlight w:val="white"/>
+        </w:rPr>
+        <w:t xml:space="preserve"> </w:t>
+      </w:r>
+      <w:r>
+        <w:rPr>
+          <w:rFonts w:ascii="Cascadia Mono" w:hAnsi="Cascadia Mono" w:cs="Cascadia Mono"/>
+          <w:color w:val="A31515"/>
+          <w:sz w:val="19"/>
+          <w:szCs w:val="19"/>
+          <w:highlight w:val="white"/>
+        </w:rPr>
+        <w:t>максимума</w:t>
+      </w:r>
+      <w:r>
+        <w:rPr>
+          <w:rFonts w:ascii="Cascadia Mono" w:hAnsi="Cascadia Mono" w:cs="Cascadia Mono"/>
+          <w:color w:val="A31515"/>
+          <w:sz w:val="19"/>
+          <w:szCs w:val="19"/>
+          <w:highlight w:val="white"/>
+        </w:rPr>
+        <w:t xml:space="preserve"> {1, 5, 3}"</w:t>
+      </w:r>
+      <w:r>
+        <w:rPr>
+          <w:rFonts w:ascii="Cascadia Mono" w:hAnsi="Cascadia Mono" w:cs="Cascadia Mono"/>
+          <w:color w:val="000000"/>
+          <w:sz w:val="19"/>
+          <w:szCs w:val="19"/>
+          <w:highlight w:val="white"/>
+        </w:rPr>
+        <w:t xml:space="preserve">, </w:t>
       </w:r>
       <w:r>
         <w:rPr>
@@ -5304,112 +6435,225 @@
           <w:highlight w:val="white"/>
           <w:lang w:val="en-US"/>
         </w:rPr>
-        <w:t>WriteLine</w:t>
-      </w:r>
-      <w:r>
-        <w:rPr>
-          <w:rFonts w:ascii="Cascadia Mono" w:hAnsi="Cascadia Mono" w:cs="Cascadia Mono"/>
-          <w:color w:val="000000"/>
-          <w:sz w:val="19"/>
-          <w:szCs w:val="19"/>
-          <w:highlight w:val="white"/>
-          <w:lang w:val="en-US"/>
+        <w:t>GetMax</w:t>
+      </w:r>
+      <w:r>
+        <w:rPr>
+          <w:rFonts w:ascii="Cascadia Mono" w:hAnsi="Cascadia Mono" w:cs="Cascadia Mono"/>
+          <w:color w:val="000000"/>
+          <w:sz w:val="19"/>
+          <w:szCs w:val="19"/>
+          <w:highlight w:val="white"/>
         </w:rPr>
         <w:t>(</w:t>
       </w:r>
       <w:r>
         <w:rPr>
           <w:rFonts w:ascii="Cascadia Mono" w:hAnsi="Cascadia Mono" w:cs="Cascadia Mono"/>
+          <w:color w:val="0000FF"/>
+          <w:sz w:val="19"/>
+          <w:szCs w:val="19"/>
+          <w:highlight w:val="white"/>
+          <w:lang w:val="en-US"/>
+        </w:rPr>
+        <w:t>new</w:t>
+      </w:r>
+      <w:r>
+        <w:rPr>
+          <w:rFonts w:ascii="Cascadia Mono" w:hAnsi="Cascadia Mono" w:cs="Cascadia Mono"/>
+          <w:color w:val="000000"/>
+          <w:sz w:val="19"/>
+          <w:szCs w:val="19"/>
+          <w:highlight w:val="white"/>
+        </w:rPr>
+        <w:t xml:space="preserve"> </w:t>
+      </w:r>
+      <w:r>
+        <w:rPr>
+          <w:rFonts w:ascii="Cascadia Mono" w:hAnsi="Cascadia Mono" w:cs="Cascadia Mono"/>
+          <w:color w:val="0000FF"/>
+          <w:sz w:val="19"/>
+          <w:szCs w:val="19"/>
+          <w:highlight w:val="white"/>
+          <w:lang w:val="en-US"/>
+        </w:rPr>
+        <w:t>int</w:t>
+      </w:r>
+      <w:r>
+        <w:rPr>
+          <w:rFonts w:ascii="Cascadia Mono" w:hAnsi="Cascadia Mono" w:cs="Cascadia Mono"/>
+          <w:color w:val="000000"/>
+          <w:sz w:val="19"/>
+          <w:szCs w:val="19"/>
+          <w:highlight w:val="white"/>
+        </w:rPr>
+        <w:t>[] { 1, 5, 3 }), 5);</w:t>
+      </w:r>
+    </w:p>
+    <w:p>
+      <w:pPr>
+        <w:autoSpaceDE w:val="0"/>
+        <w:autoSpaceDN w:val="0"/>
+        <w:adjustRightInd w:val="0"/>
+        <w:spacing w:after="0" w:line="240" w:lineRule="auto"/>
+        <w:rPr>
+          <w:rFonts w:ascii="Cascadia Mono" w:hAnsi="Cascadia Mono" w:cs="Cascadia Mono"/>
+          <w:color w:val="000000"/>
+          <w:sz w:val="19"/>
+          <w:szCs w:val="19"/>
+          <w:highlight w:val="white"/>
+        </w:rPr>
+      </w:pPr>
+      <w:r>
+        <w:rPr>
+          <w:rFonts w:ascii="Cascadia Mono" w:hAnsi="Cascadia Mono" w:cs="Cascadia Mono"/>
+          <w:color w:val="000000"/>
+          <w:sz w:val="19"/>
+          <w:szCs w:val="19"/>
+          <w:highlight w:val="white"/>
+        </w:rPr>
+        <w:t xml:space="preserve">            </w:t>
+      </w:r>
+      <w:r>
+        <w:rPr>
+          <w:rFonts w:ascii="Cascadia Mono" w:hAnsi="Cascadia Mono" w:cs="Cascadia Mono"/>
+          <w:color w:val="74531F"/>
+          <w:sz w:val="19"/>
+          <w:szCs w:val="19"/>
+          <w:highlight w:val="white"/>
+        </w:rPr>
+        <w:t>Check</w:t>
+      </w:r>
+      <w:r>
+        <w:rPr>
+          <w:rFonts w:ascii="Cascadia Mono" w:hAnsi="Cascadia Mono" w:cs="Cascadia Mono"/>
+          <w:color w:val="000000"/>
+          <w:sz w:val="19"/>
+          <w:szCs w:val="19"/>
+          <w:highlight w:val="white"/>
+        </w:rPr>
+        <w:t>(</w:t>
+      </w:r>
+      <w:r>
+        <w:rPr>
+          <w:rFonts w:ascii="Cascadia Mono" w:hAnsi="Cascadia Mono" w:cs="Cascadia Mono"/>
           <w:color w:val="A31515"/>
           <w:sz w:val="19"/>
           <w:szCs w:val="19"/>
           <w:highlight w:val="white"/>
-          <w:lang w:val="en-US"/>
-        </w:rPr>
-        <w:t>"------------------------------------------"</w:t>
-      </w:r>
-      <w:r>
-        <w:rPr>
-          <w:rFonts w:ascii="Cascadia Mono" w:hAnsi="Cascadia Mono" w:cs="Cascadia Mono"/>
-          <w:color w:val="000000"/>
-          <w:sz w:val="19"/>
-          <w:szCs w:val="19"/>
-          <w:highlight w:val="white"/>
-          <w:lang w:val="en-US"/>
-        </w:rPr>
-        <w:t>);</w:t>
-      </w:r>
-    </w:p>
-    <w:p>
-      <w:pPr>
-        <w:autoSpaceDE w:val="0"/>
-        <w:autoSpaceDN w:val="0"/>
-        <w:adjustRightInd w:val="0"/>
-        <w:spacing w:after="0" w:line="240" w:lineRule="auto"/>
-        <w:rPr>
-          <w:rFonts w:ascii="Cascadia Mono" w:hAnsi="Cascadia Mono" w:cs="Cascadia Mono"/>
-          <w:color w:val="000000"/>
-          <w:sz w:val="19"/>
-          <w:szCs w:val="19"/>
-          <w:highlight w:val="white"/>
-          <w:lang w:val="en-US"/>
-        </w:rPr>
-      </w:pPr>
-      <w:r>
-        <w:rPr>
-          <w:rFonts w:ascii="Cascadia Mono" w:hAnsi="Cascadia Mono" w:cs="Cascadia Mono"/>
-          <w:color w:val="000000"/>
-          <w:sz w:val="19"/>
-          <w:szCs w:val="19"/>
-          <w:highlight w:val="white"/>
-          <w:lang w:val="en-US"/>
-        </w:rPr>
-        <w:t xml:space="preserve">            }</w:t>
-      </w:r>
-    </w:p>
-    <w:p>
-      <w:pPr>
-        <w:autoSpaceDE w:val="0"/>
-        <w:autoSpaceDN w:val="0"/>
-        <w:adjustRightInd w:val="0"/>
-        <w:spacing w:after="0" w:line="240" w:lineRule="auto"/>
-        <w:rPr>
-          <w:rFonts w:ascii="Cascadia Mono" w:hAnsi="Cascadia Mono" w:cs="Cascadia Mono"/>
-          <w:color w:val="000000"/>
-          <w:sz w:val="19"/>
-          <w:szCs w:val="19"/>
-          <w:highlight w:val="white"/>
-          <w:lang w:val="en-US"/>
-        </w:rPr>
-      </w:pPr>
-    </w:p>
-    <w:p>
-      <w:pPr>
-        <w:autoSpaceDE w:val="0"/>
-        <w:autoSpaceDN w:val="0"/>
-        <w:adjustRightInd w:val="0"/>
-        <w:spacing w:after="0" w:line="240" w:lineRule="auto"/>
-        <w:rPr>
-          <w:rFonts w:ascii="Cascadia Mono" w:hAnsi="Cascadia Mono" w:cs="Cascadia Mono"/>
-          <w:color w:val="000000"/>
-          <w:sz w:val="19"/>
-          <w:szCs w:val="19"/>
-          <w:highlight w:val="white"/>
-          <w:lang w:val="en-US"/>
-        </w:rPr>
-      </w:pPr>
-      <w:r>
-        <w:rPr>
-          <w:rFonts w:ascii="Cascadia Mono" w:hAnsi="Cascadia Mono" w:cs="Cascadia Mono"/>
-          <w:color w:val="000000"/>
-          <w:sz w:val="19"/>
-          <w:szCs w:val="19"/>
-          <w:highlight w:val="white"/>
-          <w:lang w:val="en-US"/>
+        </w:rPr>
+        <w:t>"Поиск максимума (ошибка: пустой массив)"</w:t>
+      </w:r>
+      <w:r>
+        <w:rPr>
+          <w:rFonts w:ascii="Cascadia Mono" w:hAnsi="Cascadia Mono" w:cs="Cascadia Mono"/>
+          <w:color w:val="000000"/>
+          <w:sz w:val="19"/>
+          <w:szCs w:val="19"/>
+          <w:highlight w:val="white"/>
+        </w:rPr>
+        <w:t xml:space="preserve">, </w:t>
+      </w:r>
+      <w:r>
+        <w:rPr>
+          <w:rFonts w:ascii="Cascadia Mono" w:hAnsi="Cascadia Mono" w:cs="Cascadia Mono"/>
+          <w:color w:val="74531F"/>
+          <w:sz w:val="19"/>
+          <w:szCs w:val="19"/>
+          <w:highlight w:val="white"/>
+        </w:rPr>
+        <w:t>GetMax</w:t>
+      </w:r>
+      <w:r>
+        <w:rPr>
+          <w:rFonts w:ascii="Cascadia Mono" w:hAnsi="Cascadia Mono" w:cs="Cascadia Mono"/>
+          <w:color w:val="000000"/>
+          <w:sz w:val="19"/>
+          <w:szCs w:val="19"/>
+          <w:highlight w:val="white"/>
+        </w:rPr>
+        <w:t>(</w:t>
+      </w:r>
+      <w:r>
+        <w:rPr>
+          <w:rFonts w:ascii="Cascadia Mono" w:hAnsi="Cascadia Mono" w:cs="Cascadia Mono"/>
+          <w:color w:val="0000FF"/>
+          <w:sz w:val="19"/>
+          <w:szCs w:val="19"/>
+          <w:highlight w:val="white"/>
+        </w:rPr>
+        <w:t>new</w:t>
+      </w:r>
+      <w:r>
+        <w:rPr>
+          <w:rFonts w:ascii="Cascadia Mono" w:hAnsi="Cascadia Mono" w:cs="Cascadia Mono"/>
+          <w:color w:val="000000"/>
+          <w:sz w:val="19"/>
+          <w:szCs w:val="19"/>
+          <w:highlight w:val="white"/>
+        </w:rPr>
+        <w:t xml:space="preserve"> </w:t>
+      </w:r>
+      <w:r>
+        <w:rPr>
+          <w:rFonts w:ascii="Cascadia Mono" w:hAnsi="Cascadia Mono" w:cs="Cascadia Mono"/>
+          <w:color w:val="0000FF"/>
+          <w:sz w:val="19"/>
+          <w:szCs w:val="19"/>
+          <w:highlight w:val="white"/>
+        </w:rPr>
+        <w:t>int</w:t>
+      </w:r>
+      <w:r>
+        <w:rPr>
+          <w:rFonts w:ascii="Cascadia Mono" w:hAnsi="Cascadia Mono" w:cs="Cascadia Mono"/>
+          <w:color w:val="000000"/>
+          <w:sz w:val="19"/>
+          <w:szCs w:val="19"/>
+          <w:highlight w:val="white"/>
+        </w:rPr>
+        <w:t>[] { }), -999);</w:t>
+      </w:r>
+    </w:p>
+    <w:p>
+      <w:pPr>
+        <w:autoSpaceDE w:val="0"/>
+        <w:autoSpaceDN w:val="0"/>
+        <w:adjustRightInd w:val="0"/>
+        <w:spacing w:after="0" w:line="240" w:lineRule="auto"/>
+        <w:rPr>
+          <w:rFonts w:ascii="Cascadia Mono" w:hAnsi="Cascadia Mono" w:cs="Cascadia Mono"/>
+          <w:color w:val="000000"/>
+          <w:sz w:val="19"/>
+          <w:szCs w:val="19"/>
+          <w:highlight w:val="white"/>
+        </w:rPr>
+      </w:pPr>
+    </w:p>
+    <w:p>
+      <w:pPr>
+        <w:autoSpaceDE w:val="0"/>
+        <w:autoSpaceDN w:val="0"/>
+        <w:adjustRightInd w:val="0"/>
+        <w:spacing w:after="0" w:line="240" w:lineRule="auto"/>
+        <w:rPr>
+          <w:rFonts w:ascii="Cascadia Mono" w:hAnsi="Cascadia Mono" w:cs="Cascadia Mono"/>
+          <w:color w:val="000000"/>
+          <w:sz w:val="19"/>
+          <w:szCs w:val="19"/>
+          <w:highlight w:val="white"/>
+        </w:rPr>
+      </w:pPr>
+      <w:r>
+        <w:rPr>
+          <w:rFonts w:ascii="Cascadia Mono" w:hAnsi="Cascadia Mono" w:cs="Cascadia Mono"/>
+          <w:color w:val="000000"/>
+          <w:sz w:val="19"/>
+          <w:szCs w:val="19"/>
+          <w:highlight w:val="white"/>
         </w:rPr>
         <w:t xml:space="preserve">            </w:t>
       </w:r>
-      <w:proofErr w:type="gramStart"/>
       <w:r>
         <w:rPr>
           <w:rFonts w:ascii="Cascadia Mono" w:hAnsi="Cascadia Mono" w:cs="Cascadia Mono"/>
@@ -5417,7 +6661,6 @@
           <w:sz w:val="19"/>
           <w:szCs w:val="19"/>
           <w:highlight w:val="white"/>
-          <w:lang w:val="en-US"/>
         </w:rPr>
         <w:t>Check</w:t>
       </w:r>
@@ -5428,11 +6671,9 @@
           <w:sz w:val="19"/>
           <w:szCs w:val="19"/>
           <w:highlight w:val="white"/>
-          <w:lang w:val="en-US"/>
         </w:rPr>
         <w:t>(</w:t>
       </w:r>
-      <w:proofErr w:type="gramEnd"/>
       <w:r>
         <w:rPr>
           <w:rFonts w:ascii="Cascadia Mono" w:hAnsi="Cascadia Mono" w:cs="Cascadia Mono"/>
@@ -5440,9 +6681,83 @@
           <w:sz w:val="19"/>
           <w:szCs w:val="19"/>
           <w:highlight w:val="white"/>
-          <w:lang w:val="en-US"/>
-        </w:rPr>
-        <w:t>"</w:t>
+        </w:rPr>
+        <w:t>"Остаток (10 / 3)"</w:t>
+      </w:r>
+      <w:r>
+        <w:rPr>
+          <w:rFonts w:ascii="Cascadia Mono" w:hAnsi="Cascadia Mono" w:cs="Cascadia Mono"/>
+          <w:color w:val="000000"/>
+          <w:sz w:val="19"/>
+          <w:szCs w:val="19"/>
+          <w:highlight w:val="white"/>
+        </w:rPr>
+        <w:t xml:space="preserve">, </w:t>
+      </w:r>
+      <w:r>
+        <w:rPr>
+          <w:rFonts w:ascii="Cascadia Mono" w:hAnsi="Cascadia Mono" w:cs="Cascadia Mono"/>
+          <w:color w:val="74531F"/>
+          <w:sz w:val="19"/>
+          <w:szCs w:val="19"/>
+          <w:highlight w:val="white"/>
+        </w:rPr>
+        <w:t>GetRemainder</w:t>
+      </w:r>
+      <w:r>
+        <w:rPr>
+          <w:rFonts w:ascii="Cascadia Mono" w:hAnsi="Cascadia Mono" w:cs="Cascadia Mono"/>
+          <w:color w:val="000000"/>
+          <w:sz w:val="19"/>
+          <w:szCs w:val="19"/>
+          <w:highlight w:val="white"/>
+        </w:rPr>
+        <w:t>(10, 3), 1);</w:t>
+      </w:r>
+    </w:p>
+    <w:p>
+      <w:pPr>
+        <w:autoSpaceDE w:val="0"/>
+        <w:autoSpaceDN w:val="0"/>
+        <w:adjustRightInd w:val="0"/>
+        <w:spacing w:after="0" w:line="240" w:lineRule="auto"/>
+        <w:rPr>
+          <w:rFonts w:ascii="Cascadia Mono" w:hAnsi="Cascadia Mono" w:cs="Cascadia Mono"/>
+          <w:color w:val="000000"/>
+          <w:sz w:val="19"/>
+          <w:szCs w:val="19"/>
+          <w:highlight w:val="white"/>
+        </w:rPr>
+      </w:pPr>
+      <w:r>
+        <w:rPr>
+          <w:rFonts w:ascii="Cascadia Mono" w:hAnsi="Cascadia Mono" w:cs="Cascadia Mono"/>
+          <w:color w:val="000000"/>
+          <w:sz w:val="19"/>
+          <w:szCs w:val="19"/>
+          <w:highlight w:val="white"/>
+        </w:rPr>
+        <w:t xml:space="preserve">            </w:t>
+      </w:r>
+      <w:r>
+        <w:rPr>
+          <w:rFonts w:ascii="Cascadia Mono" w:hAnsi="Cascadia Mono" w:cs="Cascadia Mono"/>
+          <w:color w:val="74531F"/>
+          <w:sz w:val="19"/>
+          <w:szCs w:val="19"/>
+          <w:highlight w:val="white"/>
+        </w:rPr>
+        <w:t>Check</w:t>
+      </w:r>
+      <w:r>
+        <w:rPr>
+          <w:rFonts w:ascii="Cascadia Mono" w:hAnsi="Cascadia Mono" w:cs="Cascadia Mono"/>
+          <w:color w:val="000000"/>
+          <w:sz w:val="19"/>
+          <w:szCs w:val="19"/>
+          <w:highlight w:val="white"/>
+        </w:rPr>
+        <w:t>(</w:t>
       </w:r>
       <w:r>
         <w:rPr>
@@ -5452,7 +6767,97 @@
           <w:szCs w:val="19"/>
           <w:highlight w:val="white"/>
         </w:rPr>
-        <w:t>Конвертация</w:t>
+        <w:t>"Остаток (ошибка: деление на 0)"</w:t>
+      </w:r>
+      <w:r>
+        <w:rPr>
+          <w:rFonts w:ascii="Cascadia Mono" w:hAnsi="Cascadia Mono" w:cs="Cascadia Mono"/>
+          <w:color w:val="000000"/>
+          <w:sz w:val="19"/>
+          <w:szCs w:val="19"/>
+          <w:highlight w:val="white"/>
+        </w:rPr>
+        <w:t xml:space="preserve">, </w:t>
+      </w:r>
+      <w:r>
+        <w:rPr>
+          <w:rFonts w:ascii="Cascadia Mono" w:hAnsi="Cascadia Mono" w:cs="Cascadia Mono"/>
+          <w:color w:val="74531F"/>
+          <w:sz w:val="19"/>
+          <w:szCs w:val="19"/>
+          <w:highlight w:val="white"/>
+        </w:rPr>
+        <w:t>GetRemainder</w:t>
+      </w:r>
+      <w:r>
+        <w:rPr>
+          <w:rFonts w:ascii="Cascadia Mono" w:hAnsi="Cascadia Mono" w:cs="Cascadia Mono"/>
+          <w:color w:val="000000"/>
+          <w:sz w:val="19"/>
+          <w:szCs w:val="19"/>
+          <w:highlight w:val="white"/>
+        </w:rPr>
+        <w:t>(10, 0), -1);</w:t>
+      </w:r>
+    </w:p>
+    <w:p>
+      <w:pPr>
+        <w:autoSpaceDE w:val="0"/>
+        <w:autoSpaceDN w:val="0"/>
+        <w:adjustRightInd w:val="0"/>
+        <w:spacing w:after="0" w:line="240" w:lineRule="auto"/>
+        <w:rPr>
+          <w:rFonts w:ascii="Cascadia Mono" w:hAnsi="Cascadia Mono" w:cs="Cascadia Mono"/>
+          <w:color w:val="000000"/>
+          <w:sz w:val="19"/>
+          <w:szCs w:val="19"/>
+          <w:highlight w:val="white"/>
+        </w:rPr>
+      </w:pPr>
+    </w:p>
+    <w:p>
+      <w:pPr>
+        <w:autoSpaceDE w:val="0"/>
+        <w:autoSpaceDN w:val="0"/>
+        <w:adjustRightInd w:val="0"/>
+        <w:spacing w:after="0" w:line="240" w:lineRule="auto"/>
+        <w:rPr>
+          <w:rFonts w:ascii="Cascadia Mono" w:hAnsi="Cascadia Mono" w:cs="Cascadia Mono"/>
+          <w:color w:val="000000"/>
+          <w:sz w:val="19"/>
+          <w:szCs w:val="19"/>
+          <w:highlight w:val="white"/>
+        </w:rPr>
+      </w:pPr>
+      <w:r>
+        <w:rPr>
+          <w:rFonts w:ascii="Cascadia Mono" w:hAnsi="Cascadia Mono" w:cs="Cascadia Mono"/>
+          <w:color w:val="000000"/>
+          <w:sz w:val="19"/>
+          <w:szCs w:val="19"/>
+          <w:highlight w:val="white"/>
+        </w:rPr>
+        <w:t xml:space="preserve">            </w:t>
+      </w:r>
+      <w:r>
+        <w:rPr>
+          <w:rFonts w:ascii="Cascadia Mono" w:hAnsi="Cascadia Mono" w:cs="Cascadia Mono"/>
+          <w:color w:val="74531F"/>
+          <w:sz w:val="19"/>
+          <w:szCs w:val="19"/>
+          <w:highlight w:val="white"/>
+        </w:rPr>
+        <w:t>Check</w:t>
+      </w:r>
+      <w:r>
+        <w:rPr>
+          <w:rFonts w:ascii="Cascadia Mono" w:hAnsi="Cascadia Mono" w:cs="Cascadia Mono"/>
+          <w:color w:val="000000"/>
+          <w:sz w:val="19"/>
+          <w:szCs w:val="19"/>
+          <w:highlight w:val="white"/>
+        </w:rPr>
+        <w:t>(</w:t>
       </w:r>
       <w:r>
         <w:rPr>
@@ -5461,9 +6866,83 @@
           <w:sz w:val="19"/>
           <w:szCs w:val="19"/>
           <w:highlight w:val="white"/>
-          <w:lang w:val="en-US"/>
-        </w:rPr>
-        <w:t xml:space="preserve"> (10 </w:t>
+        </w:rPr>
+        <w:t>"Вклад &lt; 100 (сумма 50)"</w:t>
+      </w:r>
+      <w:r>
+        <w:rPr>
+          <w:rFonts w:ascii="Cascadia Mono" w:hAnsi="Cascadia Mono" w:cs="Cascadia Mono"/>
+          <w:color w:val="000000"/>
+          <w:sz w:val="19"/>
+          <w:szCs w:val="19"/>
+          <w:highlight w:val="white"/>
+        </w:rPr>
+        <w:t xml:space="preserve">, </w:t>
+      </w:r>
+      <w:r>
+        <w:rPr>
+          <w:rFonts w:ascii="Cascadia Mono" w:hAnsi="Cascadia Mono" w:cs="Cascadia Mono"/>
+          <w:color w:val="74531F"/>
+          <w:sz w:val="19"/>
+          <w:szCs w:val="19"/>
+          <w:highlight w:val="white"/>
+        </w:rPr>
+        <w:t>CalculateBank</w:t>
+      </w:r>
+      <w:r>
+        <w:rPr>
+          <w:rFonts w:ascii="Cascadia Mono" w:hAnsi="Cascadia Mono" w:cs="Cascadia Mono"/>
+          <w:color w:val="000000"/>
+          <w:sz w:val="19"/>
+          <w:szCs w:val="19"/>
+          <w:highlight w:val="white"/>
+        </w:rPr>
+        <w:t>(50), 52.5);</w:t>
+      </w:r>
+    </w:p>
+    <w:p>
+      <w:pPr>
+        <w:autoSpaceDE w:val="0"/>
+        <w:autoSpaceDN w:val="0"/>
+        <w:adjustRightInd w:val="0"/>
+        <w:spacing w:after="0" w:line="240" w:lineRule="auto"/>
+        <w:rPr>
+          <w:rFonts w:ascii="Cascadia Mono" w:hAnsi="Cascadia Mono" w:cs="Cascadia Mono"/>
+          <w:color w:val="000000"/>
+          <w:sz w:val="19"/>
+          <w:szCs w:val="19"/>
+          <w:highlight w:val="white"/>
+        </w:rPr>
+      </w:pPr>
+      <w:r>
+        <w:rPr>
+          <w:rFonts w:ascii="Cascadia Mono" w:hAnsi="Cascadia Mono" w:cs="Cascadia Mono"/>
+          <w:color w:val="000000"/>
+          <w:sz w:val="19"/>
+          <w:szCs w:val="19"/>
+          <w:highlight w:val="white"/>
+        </w:rPr>
+        <w:t xml:space="preserve">            </w:t>
+      </w:r>
+      <w:r>
+        <w:rPr>
+          <w:rFonts w:ascii="Cascadia Mono" w:hAnsi="Cascadia Mono" w:cs="Cascadia Mono"/>
+          <w:color w:val="74531F"/>
+          <w:sz w:val="19"/>
+          <w:szCs w:val="19"/>
+          <w:highlight w:val="white"/>
+        </w:rPr>
+        <w:t>Check</w:t>
+      </w:r>
+      <w:r>
+        <w:rPr>
+          <w:rFonts w:ascii="Cascadia Mono" w:hAnsi="Cascadia Mono" w:cs="Cascadia Mono"/>
+          <w:color w:val="000000"/>
+          <w:sz w:val="19"/>
+          <w:szCs w:val="19"/>
+          <w:highlight w:val="white"/>
+        </w:rPr>
+        <w:t>(</w:t>
       </w:r>
       <w:r>
         <w:rPr>
@@ -5473,7 +6952,82 @@
           <w:szCs w:val="19"/>
           <w:highlight w:val="white"/>
         </w:rPr>
-        <w:t>дюймов</w:t>
+        <w:t>"Вклад 100-200 (сумма 150)"</w:t>
+      </w:r>
+      <w:r>
+        <w:rPr>
+          <w:rFonts w:ascii="Cascadia Mono" w:hAnsi="Cascadia Mono" w:cs="Cascadia Mono"/>
+          <w:color w:val="000000"/>
+          <w:sz w:val="19"/>
+          <w:szCs w:val="19"/>
+          <w:highlight w:val="white"/>
+        </w:rPr>
+        <w:t xml:space="preserve">, </w:t>
+      </w:r>
+      <w:r>
+        <w:rPr>
+          <w:rFonts w:ascii="Cascadia Mono" w:hAnsi="Cascadia Mono" w:cs="Cascadia Mono"/>
+          <w:color w:val="74531F"/>
+          <w:sz w:val="19"/>
+          <w:szCs w:val="19"/>
+          <w:highlight w:val="white"/>
+        </w:rPr>
+        <w:t>CalculateBank</w:t>
+      </w:r>
+      <w:r>
+        <w:rPr>
+          <w:rFonts w:ascii="Cascadia Mono" w:hAnsi="Cascadia Mono" w:cs="Cascadia Mono"/>
+          <w:color w:val="000000"/>
+          <w:sz w:val="19"/>
+          <w:szCs w:val="19"/>
+          <w:highlight w:val="white"/>
+        </w:rPr>
+        <w:t>(150), 160.5);</w:t>
+      </w:r>
+    </w:p>
+    <w:p>
+      <w:pPr>
+        <w:autoSpaceDE w:val="0"/>
+        <w:autoSpaceDN w:val="0"/>
+        <w:adjustRightInd w:val="0"/>
+        <w:spacing w:after="0" w:line="240" w:lineRule="auto"/>
+        <w:rPr>
+          <w:rFonts w:ascii="Cascadia Mono" w:hAnsi="Cascadia Mono" w:cs="Cascadia Mono"/>
+          <w:color w:val="000000"/>
+          <w:sz w:val="19"/>
+          <w:szCs w:val="19"/>
+          <w:highlight w:val="white"/>
+        </w:rPr>
+      </w:pPr>
+      <w:r>
+        <w:rPr>
+          <w:rFonts w:ascii="Cascadia Mono" w:hAnsi="Cascadia Mono" w:cs="Cascadia Mono"/>
+          <w:color w:val="000000"/>
+          <w:sz w:val="19"/>
+          <w:szCs w:val="19"/>
+          <w:highlight w:val="white"/>
+        </w:rPr>
+        <w:t xml:space="preserve">            </w:t>
+      </w:r>
+      <w:r>
+        <w:rPr>
+          <w:rFonts w:ascii="Cascadia Mono" w:hAnsi="Cascadia Mono" w:cs="Cascadia Mono"/>
+          <w:color w:val="74531F"/>
+          <w:sz w:val="19"/>
+          <w:szCs w:val="19"/>
+          <w:highlight w:val="white"/>
+        </w:rPr>
+        <w:t>Check</w:t>
+      </w:r>
+      <w:r>
+        <w:rPr>
+          <w:rFonts w:ascii="Cascadia Mono" w:hAnsi="Cascadia Mono" w:cs="Cascadia Mono"/>
+          <w:color w:val="000000"/>
+          <w:sz w:val="19"/>
+          <w:szCs w:val="19"/>
+          <w:highlight w:val="white"/>
+        </w:rPr>
+        <w:t>(</w:t>
       </w:r>
       <w:r>
         <w:rPr>
@@ -5482,18 +7036,16 @@
           <w:sz w:val="19"/>
           <w:szCs w:val="19"/>
           <w:highlight w:val="white"/>
-          <w:lang w:val="en-US"/>
-        </w:rPr>
-        <w:t>)"</w:t>
-      </w:r>
-      <w:r>
-        <w:rPr>
-          <w:rFonts w:ascii="Cascadia Mono" w:hAnsi="Cascadia Mono" w:cs="Cascadia Mono"/>
-          <w:color w:val="000000"/>
-          <w:sz w:val="19"/>
-          <w:szCs w:val="19"/>
-          <w:highlight w:val="white"/>
-          <w:lang w:val="en-US"/>
+        </w:rPr>
+        <w:t>"Вклад &gt; 200 (сумма 300)"</w:t>
+      </w:r>
+      <w:r>
+        <w:rPr>
+          <w:rFonts w:ascii="Cascadia Mono" w:hAnsi="Cascadia Mono" w:cs="Cascadia Mono"/>
+          <w:color w:val="000000"/>
+          <w:sz w:val="19"/>
+          <w:szCs w:val="19"/>
+          <w:highlight w:val="white"/>
         </w:rPr>
         <w:t xml:space="preserve">, </w:t>
       </w:r>
@@ -5504,49 +7056,44 @@
           <w:sz w:val="19"/>
           <w:szCs w:val="19"/>
           <w:highlight w:val="white"/>
-          <w:lang w:val="en-US"/>
-        </w:rPr>
-        <w:t>InchesToCm</w:t>
-      </w:r>
-      <w:r>
-        <w:rPr>
-          <w:rFonts w:ascii="Cascadia Mono" w:hAnsi="Cascadia Mono" w:cs="Cascadia Mono"/>
-          <w:color w:val="000000"/>
-          <w:sz w:val="19"/>
-          <w:szCs w:val="19"/>
-          <w:highlight w:val="white"/>
-          <w:lang w:val="en-US"/>
-        </w:rPr>
-        <w:t>(10), 25.4);</w:t>
-      </w:r>
-    </w:p>
-    <w:p>
-      <w:pPr>
-        <w:autoSpaceDE w:val="0"/>
-        <w:autoSpaceDN w:val="0"/>
-        <w:adjustRightInd w:val="0"/>
-        <w:spacing w:after="0" w:line="240" w:lineRule="auto"/>
-        <w:rPr>
-          <w:rFonts w:ascii="Cascadia Mono" w:hAnsi="Cascadia Mono" w:cs="Cascadia Mono"/>
-          <w:color w:val="000000"/>
-          <w:sz w:val="19"/>
-          <w:szCs w:val="19"/>
-          <w:highlight w:val="white"/>
-          <w:lang w:val="en-US"/>
-        </w:rPr>
-      </w:pPr>
-      <w:r>
-        <w:rPr>
-          <w:rFonts w:ascii="Cascadia Mono" w:hAnsi="Cascadia Mono" w:cs="Cascadia Mono"/>
-          <w:color w:val="000000"/>
-          <w:sz w:val="19"/>
-          <w:szCs w:val="19"/>
-          <w:highlight w:val="white"/>
-          <w:lang w:val="en-US"/>
+        </w:rPr>
+        <w:t>CalculateBank</w:t>
+      </w:r>
+      <w:r>
+        <w:rPr>
+          <w:rFonts w:ascii="Cascadia Mono" w:hAnsi="Cascadia Mono" w:cs="Cascadia Mono"/>
+          <w:color w:val="000000"/>
+          <w:sz w:val="19"/>
+          <w:szCs w:val="19"/>
+          <w:highlight w:val="white"/>
+        </w:rPr>
+        <w:t>(300), 330);</w:t>
+      </w:r>
+    </w:p>
+    <w:p>
+      <w:pPr>
+        <w:autoSpaceDE w:val="0"/>
+        <w:autoSpaceDN w:val="0"/>
+        <w:adjustRightInd w:val="0"/>
+        <w:spacing w:after="0" w:line="240" w:lineRule="auto"/>
+        <w:rPr>
+          <w:rFonts w:ascii="Cascadia Mono" w:hAnsi="Cascadia Mono" w:cs="Cascadia Mono"/>
+          <w:color w:val="000000"/>
+          <w:sz w:val="19"/>
+          <w:szCs w:val="19"/>
+          <w:highlight w:val="white"/>
+        </w:rPr>
+      </w:pPr>
+      <w:r>
+        <w:rPr>
+          <w:rFonts w:ascii="Cascadia Mono" w:hAnsi="Cascadia Mono" w:cs="Cascadia Mono"/>
+          <w:color w:val="000000"/>
+          <w:sz w:val="19"/>
+          <w:szCs w:val="19"/>
+          <w:highlight w:val="white"/>
         </w:rPr>
         <w:t xml:space="preserve">            </w:t>
       </w:r>
-      <w:proofErr w:type="gramStart"/>
       <w:r>
         <w:rPr>
           <w:rFonts w:ascii="Cascadia Mono" w:hAnsi="Cascadia Mono" w:cs="Cascadia Mono"/>
@@ -5554,7 +7101,6 @@
           <w:sz w:val="19"/>
           <w:szCs w:val="19"/>
           <w:highlight w:val="white"/>
-          <w:lang w:val="en-US"/>
         </w:rPr>
         <w:t>Check</w:t>
       </w:r>
@@ -5565,11 +7111,9 @@
           <w:sz w:val="19"/>
           <w:szCs w:val="19"/>
           <w:highlight w:val="white"/>
-          <w:lang w:val="en-US"/>
         </w:rPr>
         <w:t>(</w:t>
       </w:r>
-      <w:proofErr w:type="gramEnd"/>
       <w:r>
         <w:rPr>
           <w:rFonts w:ascii="Cascadia Mono" w:hAnsi="Cascadia Mono" w:cs="Cascadia Mono"/>
@@ -5577,60 +7121,16 @@
           <w:sz w:val="19"/>
           <w:szCs w:val="19"/>
           <w:highlight w:val="white"/>
-          <w:lang w:val="en-US"/>
-        </w:rPr>
-        <w:t>"</w:t>
-      </w:r>
-      <w:r>
-        <w:rPr>
-          <w:rFonts w:ascii="Cascadia Mono" w:hAnsi="Cascadia Mono" w:cs="Cascadia Mono"/>
-          <w:color w:val="A31515"/>
-          <w:sz w:val="19"/>
-          <w:szCs w:val="19"/>
-          <w:highlight w:val="white"/>
-        </w:rPr>
-        <w:t>Конвертация</w:t>
-      </w:r>
-      <w:r>
-        <w:rPr>
-          <w:rFonts w:ascii="Cascadia Mono" w:hAnsi="Cascadia Mono" w:cs="Cascadia Mono"/>
-          <w:color w:val="A31515"/>
-          <w:sz w:val="19"/>
-          <w:szCs w:val="19"/>
-          <w:highlight w:val="white"/>
-          <w:lang w:val="en-US"/>
-        </w:rPr>
-        <w:t xml:space="preserve"> (</w:t>
-      </w:r>
-      <w:r>
-        <w:rPr>
-          <w:rFonts w:ascii="Cascadia Mono" w:hAnsi="Cascadia Mono" w:cs="Cascadia Mono"/>
-          <w:color w:val="A31515"/>
-          <w:sz w:val="19"/>
-          <w:szCs w:val="19"/>
-          <w:highlight w:val="white"/>
-        </w:rPr>
-        <w:t>ошибка</w:t>
-      </w:r>
-      <w:r>
-        <w:rPr>
-          <w:rFonts w:ascii="Cascadia Mono" w:hAnsi="Cascadia Mono" w:cs="Cascadia Mono"/>
-          <w:color w:val="A31515"/>
-          <w:sz w:val="19"/>
-          <w:szCs w:val="19"/>
-          <w:highlight w:val="white"/>
-          <w:lang w:val="en-US"/>
-        </w:rPr>
-        <w:t>: -5)"</w:t>
-      </w:r>
-      <w:r>
-        <w:rPr>
-          <w:rFonts w:ascii="Cascadia Mono" w:hAnsi="Cascadia Mono" w:cs="Cascadia Mono"/>
-          <w:color w:val="000000"/>
-          <w:sz w:val="19"/>
-          <w:szCs w:val="19"/>
-          <w:highlight w:val="white"/>
-          <w:lang w:val="en-US"/>
+        </w:rPr>
+        <w:t>"Вклад (ошибка: отрицательная сумма)"</w:t>
+      </w:r>
+      <w:r>
+        <w:rPr>
+          <w:rFonts w:ascii="Cascadia Mono" w:hAnsi="Cascadia Mono" w:cs="Cascadia Mono"/>
+          <w:color w:val="000000"/>
+          <w:sz w:val="19"/>
+          <w:szCs w:val="19"/>
+          <w:highlight w:val="white"/>
         </w:rPr>
         <w:t xml:space="preserve">, </w:t>
       </w:r>
@@ -5641,1182 +7141,9 @@
           <w:sz w:val="19"/>
           <w:szCs w:val="19"/>
           <w:highlight w:val="white"/>
-          <w:lang w:val="en-US"/>
-        </w:rPr>
-        <w:t>InchesToCm</w:t>
-      </w:r>
-      <w:r>
-        <w:rPr>
-          <w:rFonts w:ascii="Cascadia Mono" w:hAnsi="Cascadia Mono" w:cs="Cascadia Mono"/>
-          <w:color w:val="000000"/>
-          <w:sz w:val="19"/>
-          <w:szCs w:val="19"/>
-          <w:highlight w:val="white"/>
-          <w:lang w:val="en-US"/>
-        </w:rPr>
-        <w:t>(-5), -1);</w:t>
-      </w:r>
-    </w:p>
-    <w:p>
-      <w:pPr>
-        <w:autoSpaceDE w:val="0"/>
-        <w:autoSpaceDN w:val="0"/>
-        <w:adjustRightInd w:val="0"/>
-        <w:spacing w:after="0" w:line="240" w:lineRule="auto"/>
-        <w:rPr>
-          <w:rFonts w:ascii="Cascadia Mono" w:hAnsi="Cascadia Mono" w:cs="Cascadia Mono"/>
-          <w:color w:val="000000"/>
-          <w:sz w:val="19"/>
-          <w:szCs w:val="19"/>
-          <w:highlight w:val="white"/>
-          <w:lang w:val="en-US"/>
-        </w:rPr>
-      </w:pPr>
-    </w:p>
-    <w:p>
-      <w:pPr>
-        <w:autoSpaceDE w:val="0"/>
-        <w:autoSpaceDN w:val="0"/>
-        <w:adjustRightInd w:val="0"/>
-        <w:spacing w:after="0" w:line="240" w:lineRule="auto"/>
-        <w:rPr>
-          <w:rFonts w:ascii="Cascadia Mono" w:hAnsi="Cascadia Mono" w:cs="Cascadia Mono"/>
-          <w:color w:val="000000"/>
-          <w:sz w:val="19"/>
-          <w:szCs w:val="19"/>
-          <w:highlight w:val="white"/>
-          <w:lang w:val="en-US"/>
-        </w:rPr>
-      </w:pPr>
-      <w:r>
-        <w:rPr>
-          <w:rFonts w:ascii="Cascadia Mono" w:hAnsi="Cascadia Mono" w:cs="Cascadia Mono"/>
-          <w:color w:val="000000"/>
-          <w:sz w:val="19"/>
-          <w:szCs w:val="19"/>
-          <w:highlight w:val="white"/>
-          <w:lang w:val="en-US"/>
-        </w:rPr>
-        <w:t xml:space="preserve">            </w:t>
-      </w:r>
-      <w:proofErr w:type="gramStart"/>
-      <w:r>
-        <w:rPr>
-          <w:rFonts w:ascii="Cascadia Mono" w:hAnsi="Cascadia Mono" w:cs="Cascadia Mono"/>
-          <w:color w:val="74531F"/>
-          <w:sz w:val="19"/>
-          <w:szCs w:val="19"/>
-          <w:highlight w:val="white"/>
-          <w:lang w:val="en-US"/>
-        </w:rPr>
-        <w:t>Check</w:t>
-      </w:r>
-      <w:r>
-        <w:rPr>
-          <w:rFonts w:ascii="Cascadia Mono" w:hAnsi="Cascadia Mono" w:cs="Cascadia Mono"/>
-          <w:color w:val="000000"/>
-          <w:sz w:val="19"/>
-          <w:szCs w:val="19"/>
-          <w:highlight w:val="white"/>
-          <w:lang w:val="en-US"/>
-        </w:rPr>
-        <w:t>(</w:t>
-      </w:r>
-      <w:proofErr w:type="gramEnd"/>
-      <w:r>
-        <w:rPr>
-          <w:rFonts w:ascii="Cascadia Mono" w:hAnsi="Cascadia Mono" w:cs="Cascadia Mono"/>
-          <w:color w:val="A31515"/>
-          <w:sz w:val="19"/>
-          <w:szCs w:val="19"/>
-          <w:highlight w:val="white"/>
-          <w:lang w:val="en-US"/>
-        </w:rPr>
-        <w:t>"</w:t>
-      </w:r>
-      <w:r>
-        <w:rPr>
-          <w:rFonts w:ascii="Cascadia Mono" w:hAnsi="Cascadia Mono" w:cs="Cascadia Mono"/>
-          <w:color w:val="A31515"/>
-          <w:sz w:val="19"/>
-          <w:szCs w:val="19"/>
-          <w:highlight w:val="white"/>
-        </w:rPr>
-        <w:t>Четность</w:t>
-      </w:r>
-      <w:r>
-        <w:rPr>
-          <w:rFonts w:ascii="Cascadia Mono" w:hAnsi="Cascadia Mono" w:cs="Cascadia Mono"/>
-          <w:color w:val="A31515"/>
-          <w:sz w:val="19"/>
-          <w:szCs w:val="19"/>
-          <w:highlight w:val="white"/>
-          <w:lang w:val="en-US"/>
-        </w:rPr>
-        <w:t xml:space="preserve"> </w:t>
-      </w:r>
-      <w:r>
-        <w:rPr>
-          <w:rFonts w:ascii="Cascadia Mono" w:hAnsi="Cascadia Mono" w:cs="Cascadia Mono"/>
-          <w:color w:val="A31515"/>
-          <w:sz w:val="19"/>
-          <w:szCs w:val="19"/>
-          <w:highlight w:val="white"/>
-        </w:rPr>
-        <w:t>числа</w:t>
-      </w:r>
-      <w:r>
-        <w:rPr>
-          <w:rFonts w:ascii="Cascadia Mono" w:hAnsi="Cascadia Mono" w:cs="Cascadia Mono"/>
-          <w:color w:val="A31515"/>
-          <w:sz w:val="19"/>
-          <w:szCs w:val="19"/>
-          <w:highlight w:val="white"/>
-          <w:lang w:val="en-US"/>
-        </w:rPr>
-        <w:t xml:space="preserve"> (4)"</w:t>
-      </w:r>
-      <w:r>
-        <w:rPr>
-          <w:rFonts w:ascii="Cascadia Mono" w:hAnsi="Cascadia Mono" w:cs="Cascadia Mono"/>
-          <w:color w:val="000000"/>
-          <w:sz w:val="19"/>
-          <w:szCs w:val="19"/>
-          <w:highlight w:val="white"/>
-          <w:lang w:val="en-US"/>
-        </w:rPr>
-        <w:t xml:space="preserve">, </w:t>
-      </w:r>
-      <w:r>
-        <w:rPr>
-          <w:rFonts w:ascii="Cascadia Mono" w:hAnsi="Cascadia Mono" w:cs="Cascadia Mono"/>
-          <w:color w:val="74531F"/>
-          <w:sz w:val="19"/>
-          <w:szCs w:val="19"/>
-          <w:highlight w:val="white"/>
-          <w:lang w:val="en-US"/>
-        </w:rPr>
-        <w:t>IsEven</w:t>
-      </w:r>
-      <w:r>
-        <w:rPr>
-          <w:rFonts w:ascii="Cascadia Mono" w:hAnsi="Cascadia Mono" w:cs="Cascadia Mono"/>
-          <w:color w:val="000000"/>
-          <w:sz w:val="19"/>
-          <w:szCs w:val="19"/>
-          <w:highlight w:val="white"/>
-          <w:lang w:val="en-US"/>
-        </w:rPr>
-        <w:t>(4), 1);</w:t>
-      </w:r>
-    </w:p>
-    <w:p>
-      <w:pPr>
-        <w:autoSpaceDE w:val="0"/>
-        <w:autoSpaceDN w:val="0"/>
-        <w:adjustRightInd w:val="0"/>
-        <w:spacing w:after="0" w:line="240" w:lineRule="auto"/>
-        <w:rPr>
-          <w:rFonts w:ascii="Cascadia Mono" w:hAnsi="Cascadia Mono" w:cs="Cascadia Mono"/>
-          <w:color w:val="000000"/>
-          <w:sz w:val="19"/>
-          <w:szCs w:val="19"/>
-          <w:highlight w:val="white"/>
-          <w:lang w:val="en-US"/>
-        </w:rPr>
-      </w:pPr>
-      <w:r>
-        <w:rPr>
-          <w:rFonts w:ascii="Cascadia Mono" w:hAnsi="Cascadia Mono" w:cs="Cascadia Mono"/>
-          <w:color w:val="000000"/>
-          <w:sz w:val="19"/>
-          <w:szCs w:val="19"/>
-          <w:highlight w:val="white"/>
-          <w:lang w:val="en-US"/>
-        </w:rPr>
-        <w:t xml:space="preserve">            </w:t>
-      </w:r>
-      <w:proofErr w:type="gramStart"/>
-      <w:r>
-        <w:rPr>
-          <w:rFonts w:ascii="Cascadia Mono" w:hAnsi="Cascadia Mono" w:cs="Cascadia Mono"/>
-          <w:color w:val="74531F"/>
-          <w:sz w:val="19"/>
-          <w:szCs w:val="19"/>
-          <w:highlight w:val="white"/>
-          <w:lang w:val="en-US"/>
-        </w:rPr>
-        <w:t>Check</w:t>
-      </w:r>
-      <w:r>
-        <w:rPr>
-          <w:rFonts w:ascii="Cascadia Mono" w:hAnsi="Cascadia Mono" w:cs="Cascadia Mono"/>
-          <w:color w:val="000000"/>
-          <w:sz w:val="19"/>
-          <w:szCs w:val="19"/>
-          <w:highlight w:val="white"/>
-          <w:lang w:val="en-US"/>
-        </w:rPr>
-        <w:t>(</w:t>
-      </w:r>
-      <w:proofErr w:type="gramEnd"/>
-      <w:r>
-        <w:rPr>
-          <w:rFonts w:ascii="Cascadia Mono" w:hAnsi="Cascadia Mono" w:cs="Cascadia Mono"/>
-          <w:color w:val="A31515"/>
-          <w:sz w:val="19"/>
-          <w:szCs w:val="19"/>
-          <w:highlight w:val="white"/>
-          <w:lang w:val="en-US"/>
-        </w:rPr>
-        <w:t>"</w:t>
-      </w:r>
-      <w:r>
-        <w:rPr>
-          <w:rFonts w:ascii="Cascadia Mono" w:hAnsi="Cascadia Mono" w:cs="Cascadia Mono"/>
-          <w:color w:val="A31515"/>
-          <w:sz w:val="19"/>
-          <w:szCs w:val="19"/>
-          <w:highlight w:val="white"/>
-        </w:rPr>
-        <w:t>Четность</w:t>
-      </w:r>
-      <w:r>
-        <w:rPr>
-          <w:rFonts w:ascii="Cascadia Mono" w:hAnsi="Cascadia Mono" w:cs="Cascadia Mono"/>
-          <w:color w:val="A31515"/>
-          <w:sz w:val="19"/>
-          <w:szCs w:val="19"/>
-          <w:highlight w:val="white"/>
-          <w:lang w:val="en-US"/>
-        </w:rPr>
-        <w:t xml:space="preserve"> </w:t>
-      </w:r>
-      <w:r>
-        <w:rPr>
-          <w:rFonts w:ascii="Cascadia Mono" w:hAnsi="Cascadia Mono" w:cs="Cascadia Mono"/>
-          <w:color w:val="A31515"/>
-          <w:sz w:val="19"/>
-          <w:szCs w:val="19"/>
-          <w:highlight w:val="white"/>
-        </w:rPr>
-        <w:t>числа</w:t>
-      </w:r>
-      <w:r>
-        <w:rPr>
-          <w:rFonts w:ascii="Cascadia Mono" w:hAnsi="Cascadia Mono" w:cs="Cascadia Mono"/>
-          <w:color w:val="A31515"/>
-          <w:sz w:val="19"/>
-          <w:szCs w:val="19"/>
-          <w:highlight w:val="white"/>
-          <w:lang w:val="en-US"/>
-        </w:rPr>
-        <w:t xml:space="preserve"> (7)"</w:t>
-      </w:r>
-      <w:r>
-        <w:rPr>
-          <w:rFonts w:ascii="Cascadia Mono" w:hAnsi="Cascadia Mono" w:cs="Cascadia Mono"/>
-          <w:color w:val="000000"/>
-          <w:sz w:val="19"/>
-          <w:szCs w:val="19"/>
-          <w:highlight w:val="white"/>
-          <w:lang w:val="en-US"/>
-        </w:rPr>
-        <w:t xml:space="preserve">, </w:t>
-      </w:r>
-      <w:r>
-        <w:rPr>
-          <w:rFonts w:ascii="Cascadia Mono" w:hAnsi="Cascadia Mono" w:cs="Cascadia Mono"/>
-          <w:color w:val="74531F"/>
-          <w:sz w:val="19"/>
-          <w:szCs w:val="19"/>
-          <w:highlight w:val="white"/>
-          <w:lang w:val="en-US"/>
-        </w:rPr>
-        <w:t>IsEven</w:t>
-      </w:r>
-      <w:r>
-        <w:rPr>
-          <w:rFonts w:ascii="Cascadia Mono" w:hAnsi="Cascadia Mono" w:cs="Cascadia Mono"/>
-          <w:color w:val="000000"/>
-          <w:sz w:val="19"/>
-          <w:szCs w:val="19"/>
-          <w:highlight w:val="white"/>
-          <w:lang w:val="en-US"/>
-        </w:rPr>
-        <w:t>(7), 0);</w:t>
-      </w:r>
-    </w:p>
-    <w:p>
-      <w:pPr>
-        <w:autoSpaceDE w:val="0"/>
-        <w:autoSpaceDN w:val="0"/>
-        <w:adjustRightInd w:val="0"/>
-        <w:spacing w:after="0" w:line="240" w:lineRule="auto"/>
-        <w:rPr>
-          <w:rFonts w:ascii="Cascadia Mono" w:hAnsi="Cascadia Mono" w:cs="Cascadia Mono"/>
-          <w:color w:val="000000"/>
-          <w:sz w:val="19"/>
-          <w:szCs w:val="19"/>
-          <w:highlight w:val="white"/>
-          <w:lang w:val="en-US"/>
-        </w:rPr>
-      </w:pPr>
-    </w:p>
-    <w:p>
-      <w:pPr>
-        <w:autoSpaceDE w:val="0"/>
-        <w:autoSpaceDN w:val="0"/>
-        <w:adjustRightInd w:val="0"/>
-        <w:spacing w:after="0" w:line="240" w:lineRule="auto"/>
-        <w:rPr>
-          <w:rFonts w:ascii="Cascadia Mono" w:hAnsi="Cascadia Mono" w:cs="Cascadia Mono"/>
-          <w:color w:val="000000"/>
-          <w:sz w:val="19"/>
-          <w:szCs w:val="19"/>
-          <w:highlight w:val="white"/>
-          <w:lang w:val="en-US"/>
-        </w:rPr>
-      </w:pPr>
-      <w:r>
-        <w:rPr>
-          <w:rFonts w:ascii="Cascadia Mono" w:hAnsi="Cascadia Mono" w:cs="Cascadia Mono"/>
-          <w:color w:val="000000"/>
-          <w:sz w:val="19"/>
-          <w:szCs w:val="19"/>
-          <w:highlight w:val="white"/>
-          <w:lang w:val="en-US"/>
-        </w:rPr>
-        <w:t xml:space="preserve">            </w:t>
-      </w:r>
-      <w:proofErr w:type="gramStart"/>
-      <w:r>
-        <w:rPr>
-          <w:rFonts w:ascii="Cascadia Mono" w:hAnsi="Cascadia Mono" w:cs="Cascadia Mono"/>
-          <w:color w:val="74531F"/>
-          <w:sz w:val="19"/>
-          <w:szCs w:val="19"/>
-          <w:highlight w:val="white"/>
-          <w:lang w:val="en-US"/>
-        </w:rPr>
-        <w:t>Check</w:t>
-      </w:r>
-      <w:r>
-        <w:rPr>
-          <w:rFonts w:ascii="Cascadia Mono" w:hAnsi="Cascadia Mono" w:cs="Cascadia Mono"/>
-          <w:color w:val="000000"/>
-          <w:sz w:val="19"/>
-          <w:szCs w:val="19"/>
-          <w:highlight w:val="white"/>
-          <w:lang w:val="en-US"/>
-        </w:rPr>
-        <w:t>(</w:t>
-      </w:r>
-      <w:proofErr w:type="gramEnd"/>
-      <w:r>
-        <w:rPr>
-          <w:rFonts w:ascii="Cascadia Mono" w:hAnsi="Cascadia Mono" w:cs="Cascadia Mono"/>
-          <w:color w:val="A31515"/>
-          <w:sz w:val="19"/>
-          <w:szCs w:val="19"/>
-          <w:highlight w:val="white"/>
-          <w:lang w:val="en-US"/>
-        </w:rPr>
-        <w:t>"</w:t>
-      </w:r>
-      <w:r>
-        <w:rPr>
-          <w:rFonts w:ascii="Cascadia Mono" w:hAnsi="Cascadia Mono" w:cs="Cascadia Mono"/>
-          <w:color w:val="A31515"/>
-          <w:sz w:val="19"/>
-          <w:szCs w:val="19"/>
-          <w:highlight w:val="white"/>
-        </w:rPr>
-        <w:t>Поиск</w:t>
-      </w:r>
-      <w:r>
-        <w:rPr>
-          <w:rFonts w:ascii="Cascadia Mono" w:hAnsi="Cascadia Mono" w:cs="Cascadia Mono"/>
-          <w:color w:val="A31515"/>
-          <w:sz w:val="19"/>
-          <w:szCs w:val="19"/>
-          <w:highlight w:val="white"/>
-          <w:lang w:val="en-US"/>
-        </w:rPr>
-        <w:t xml:space="preserve"> </w:t>
-      </w:r>
-      <w:r>
-        <w:rPr>
-          <w:rFonts w:ascii="Cascadia Mono" w:hAnsi="Cascadia Mono" w:cs="Cascadia Mono"/>
-          <w:color w:val="A31515"/>
-          <w:sz w:val="19"/>
-          <w:szCs w:val="19"/>
-          <w:highlight w:val="white"/>
-        </w:rPr>
-        <w:t>максимума</w:t>
-      </w:r>
-      <w:r>
-        <w:rPr>
-          <w:rFonts w:ascii="Cascadia Mono" w:hAnsi="Cascadia Mono" w:cs="Cascadia Mono"/>
-          <w:color w:val="A31515"/>
-          <w:sz w:val="19"/>
-          <w:szCs w:val="19"/>
-          <w:highlight w:val="white"/>
-          <w:lang w:val="en-US"/>
-        </w:rPr>
-        <w:t xml:space="preserve"> {1, 5, 3}"</w:t>
-      </w:r>
-      <w:r>
-        <w:rPr>
-          <w:rFonts w:ascii="Cascadia Mono" w:hAnsi="Cascadia Mono" w:cs="Cascadia Mono"/>
-          <w:color w:val="000000"/>
-          <w:sz w:val="19"/>
-          <w:szCs w:val="19"/>
-          <w:highlight w:val="white"/>
-          <w:lang w:val="en-US"/>
-        </w:rPr>
-        <w:t xml:space="preserve">, </w:t>
-      </w:r>
-      <w:r>
-        <w:rPr>
-          <w:rFonts w:ascii="Cascadia Mono" w:hAnsi="Cascadia Mono" w:cs="Cascadia Mono"/>
-          <w:color w:val="74531F"/>
-          <w:sz w:val="19"/>
-          <w:szCs w:val="19"/>
-          <w:highlight w:val="white"/>
-          <w:lang w:val="en-US"/>
-        </w:rPr>
-        <w:t>GetMax</w:t>
-      </w:r>
-      <w:r>
-        <w:rPr>
-          <w:rFonts w:ascii="Cascadia Mono" w:hAnsi="Cascadia Mono" w:cs="Cascadia Mono"/>
-          <w:color w:val="000000"/>
-          <w:sz w:val="19"/>
-          <w:szCs w:val="19"/>
-          <w:highlight w:val="white"/>
-          <w:lang w:val="en-US"/>
-        </w:rPr>
-        <w:t>(</w:t>
-      </w:r>
-      <w:r>
-        <w:rPr>
-          <w:rFonts w:ascii="Cascadia Mono" w:hAnsi="Cascadia Mono" w:cs="Cascadia Mono"/>
-          <w:color w:val="0000FF"/>
-          <w:sz w:val="19"/>
-          <w:szCs w:val="19"/>
-          <w:highlight w:val="white"/>
-          <w:lang w:val="en-US"/>
-        </w:rPr>
-        <w:t>new</w:t>
-      </w:r>
-      <w:r>
-        <w:rPr>
-          <w:rFonts w:ascii="Cascadia Mono" w:hAnsi="Cascadia Mono" w:cs="Cascadia Mono"/>
-          <w:color w:val="000000"/>
-          <w:sz w:val="19"/>
-          <w:szCs w:val="19"/>
-          <w:highlight w:val="white"/>
-          <w:lang w:val="en-US"/>
-        </w:rPr>
-        <w:t xml:space="preserve"> </w:t>
-      </w:r>
-      <w:r>
-        <w:rPr>
-          <w:rFonts w:ascii="Cascadia Mono" w:hAnsi="Cascadia Mono" w:cs="Cascadia Mono"/>
-          <w:color w:val="0000FF"/>
-          <w:sz w:val="19"/>
-          <w:szCs w:val="19"/>
-          <w:highlight w:val="white"/>
-          <w:lang w:val="en-US"/>
-        </w:rPr>
-        <w:t>int</w:t>
-      </w:r>
-      <w:r>
-        <w:rPr>
-          <w:rFonts w:ascii="Cascadia Mono" w:hAnsi="Cascadia Mono" w:cs="Cascadia Mono"/>
-          <w:color w:val="000000"/>
-          <w:sz w:val="19"/>
-          <w:szCs w:val="19"/>
-          <w:highlight w:val="white"/>
-          <w:lang w:val="en-US"/>
-        </w:rPr>
-        <w:t>[] { 1, 5, 3 }), 5);</w:t>
-      </w:r>
-    </w:p>
-    <w:p>
-      <w:pPr>
-        <w:autoSpaceDE w:val="0"/>
-        <w:autoSpaceDN w:val="0"/>
-        <w:adjustRightInd w:val="0"/>
-        <w:spacing w:after="0" w:line="240" w:lineRule="auto"/>
-        <w:rPr>
-          <w:rFonts w:ascii="Cascadia Mono" w:hAnsi="Cascadia Mono" w:cs="Cascadia Mono"/>
-          <w:color w:val="000000"/>
-          <w:sz w:val="19"/>
-          <w:szCs w:val="19"/>
-          <w:highlight w:val="white"/>
-        </w:rPr>
-      </w:pPr>
-      <w:r>
-        <w:rPr>
-          <w:rFonts w:ascii="Cascadia Mono" w:hAnsi="Cascadia Mono" w:cs="Cascadia Mono"/>
-          <w:color w:val="000000"/>
-          <w:sz w:val="19"/>
-          <w:szCs w:val="19"/>
-          <w:highlight w:val="white"/>
-          <w:lang w:val="en-US"/>
-        </w:rPr>
-        <w:t xml:space="preserve">            </w:t>
-      </w:r>
-      <w:r>
-        <w:rPr>
-          <w:rFonts w:ascii="Cascadia Mono" w:hAnsi="Cascadia Mono" w:cs="Cascadia Mono"/>
-          <w:color w:val="74531F"/>
-          <w:sz w:val="19"/>
-          <w:szCs w:val="19"/>
-          <w:highlight w:val="white"/>
-        </w:rPr>
-        <w:t>Check</w:t>
-      </w:r>
-      <w:r>
-        <w:rPr>
-          <w:rFonts w:ascii="Cascadia Mono" w:hAnsi="Cascadia Mono" w:cs="Cascadia Mono"/>
-          <w:color w:val="000000"/>
-          <w:sz w:val="19"/>
-          <w:szCs w:val="19"/>
-          <w:highlight w:val="white"/>
-        </w:rPr>
-        <w:t>(</w:t>
-      </w:r>
-      <w:r>
-        <w:rPr>
-          <w:rFonts w:ascii="Cascadia Mono" w:hAnsi="Cascadia Mono" w:cs="Cascadia Mono"/>
-          <w:color w:val="A31515"/>
-          <w:sz w:val="19"/>
-          <w:szCs w:val="19"/>
-          <w:highlight w:val="white"/>
-        </w:rPr>
-        <w:t>"Поиск максимума (ошибка: пустой массив)"</w:t>
-      </w:r>
-      <w:r>
-        <w:rPr>
-          <w:rFonts w:ascii="Cascadia Mono" w:hAnsi="Cascadia Mono" w:cs="Cascadia Mono"/>
-          <w:color w:val="000000"/>
-          <w:sz w:val="19"/>
-          <w:szCs w:val="19"/>
-          <w:highlight w:val="white"/>
-        </w:rPr>
-        <w:t xml:space="preserve">, </w:t>
-      </w:r>
-      <w:proofErr w:type="spellStart"/>
-      <w:r>
-        <w:rPr>
-          <w:rFonts w:ascii="Cascadia Mono" w:hAnsi="Cascadia Mono" w:cs="Cascadia Mono"/>
-          <w:color w:val="74531F"/>
-          <w:sz w:val="19"/>
-          <w:szCs w:val="19"/>
-          <w:highlight w:val="white"/>
-        </w:rPr>
-        <w:t>GetMax</w:t>
-      </w:r>
-      <w:proofErr w:type="spellEnd"/>
-      <w:r>
-        <w:rPr>
-          <w:rFonts w:ascii="Cascadia Mono" w:hAnsi="Cascadia Mono" w:cs="Cascadia Mono"/>
-          <w:color w:val="000000"/>
-          <w:sz w:val="19"/>
-          <w:szCs w:val="19"/>
-          <w:highlight w:val="white"/>
-        </w:rPr>
-        <w:t>(</w:t>
-      </w:r>
-      <w:proofErr w:type="spellStart"/>
-      <w:r>
-        <w:rPr>
-          <w:rFonts w:ascii="Cascadia Mono" w:hAnsi="Cascadia Mono" w:cs="Cascadia Mono"/>
-          <w:color w:val="0000FF"/>
-          <w:sz w:val="19"/>
-          <w:szCs w:val="19"/>
-          <w:highlight w:val="white"/>
-        </w:rPr>
-        <w:t>new</w:t>
-      </w:r>
-      <w:proofErr w:type="spellEnd"/>
-      <w:r>
-        <w:rPr>
-          <w:rFonts w:ascii="Cascadia Mono" w:hAnsi="Cascadia Mono" w:cs="Cascadia Mono"/>
-          <w:color w:val="000000"/>
-          <w:sz w:val="19"/>
-          <w:szCs w:val="19"/>
-          <w:highlight w:val="white"/>
-        </w:rPr>
-        <w:t xml:space="preserve"> </w:t>
-      </w:r>
-      <w:proofErr w:type="spellStart"/>
-      <w:r>
-        <w:rPr>
-          <w:rFonts w:ascii="Cascadia Mono" w:hAnsi="Cascadia Mono" w:cs="Cascadia Mono"/>
-          <w:color w:val="0000FF"/>
-          <w:sz w:val="19"/>
-          <w:szCs w:val="19"/>
-          <w:highlight w:val="white"/>
-        </w:rPr>
-        <w:t>int</w:t>
-      </w:r>
-      <w:proofErr w:type="spellEnd"/>
-      <w:r>
-        <w:rPr>
-          <w:rFonts w:ascii="Cascadia Mono" w:hAnsi="Cascadia Mono" w:cs="Cascadia Mono"/>
-          <w:color w:val="000000"/>
-          <w:sz w:val="19"/>
-          <w:szCs w:val="19"/>
-          <w:highlight w:val="white"/>
-        </w:rPr>
-        <w:t>[] { }), -999);</w:t>
-      </w:r>
-    </w:p>
-    <w:p>
-      <w:pPr>
-        <w:autoSpaceDE w:val="0"/>
-        <w:autoSpaceDN w:val="0"/>
-        <w:adjustRightInd w:val="0"/>
-        <w:spacing w:after="0" w:line="240" w:lineRule="auto"/>
-        <w:rPr>
-          <w:rFonts w:ascii="Cascadia Mono" w:hAnsi="Cascadia Mono" w:cs="Cascadia Mono"/>
-          <w:color w:val="000000"/>
-          <w:sz w:val="19"/>
-          <w:szCs w:val="19"/>
-          <w:highlight w:val="white"/>
-        </w:rPr>
-      </w:pPr>
-    </w:p>
-    <w:p>
-      <w:pPr>
-        <w:autoSpaceDE w:val="0"/>
-        <w:autoSpaceDN w:val="0"/>
-        <w:adjustRightInd w:val="0"/>
-        <w:spacing w:after="0" w:line="240" w:lineRule="auto"/>
-        <w:rPr>
-          <w:rFonts w:ascii="Cascadia Mono" w:hAnsi="Cascadia Mono" w:cs="Cascadia Mono"/>
-          <w:color w:val="000000"/>
-          <w:sz w:val="19"/>
-          <w:szCs w:val="19"/>
-          <w:highlight w:val="white"/>
-        </w:rPr>
-      </w:pPr>
-      <w:r>
-        <w:rPr>
-          <w:rFonts w:ascii="Cascadia Mono" w:hAnsi="Cascadia Mono" w:cs="Cascadia Mono"/>
-          <w:color w:val="000000"/>
-          <w:sz w:val="19"/>
-          <w:szCs w:val="19"/>
-          <w:highlight w:val="white"/>
-        </w:rPr>
-        <w:t xml:space="preserve">            </w:t>
-      </w:r>
-      <w:r>
-        <w:rPr>
-          <w:rFonts w:ascii="Cascadia Mono" w:hAnsi="Cascadia Mono" w:cs="Cascadia Mono"/>
-          <w:color w:val="74531F"/>
-          <w:sz w:val="19"/>
-          <w:szCs w:val="19"/>
-          <w:highlight w:val="white"/>
-        </w:rPr>
-        <w:t>Check</w:t>
-      </w:r>
-      <w:r>
-        <w:rPr>
-          <w:rFonts w:ascii="Cascadia Mono" w:hAnsi="Cascadia Mono" w:cs="Cascadia Mono"/>
-          <w:color w:val="000000"/>
-          <w:sz w:val="19"/>
-          <w:szCs w:val="19"/>
-          <w:highlight w:val="white"/>
-        </w:rPr>
-        <w:t>(</w:t>
-      </w:r>
-      <w:r>
-        <w:rPr>
-          <w:rFonts w:ascii="Cascadia Mono" w:hAnsi="Cascadia Mono" w:cs="Cascadia Mono"/>
-          <w:color w:val="A31515"/>
-          <w:sz w:val="19"/>
-          <w:szCs w:val="19"/>
-          <w:highlight w:val="white"/>
-        </w:rPr>
-        <w:t>"Остаток (10 / 3)"</w:t>
-      </w:r>
-      <w:r>
-        <w:rPr>
-          <w:rFonts w:ascii="Cascadia Mono" w:hAnsi="Cascadia Mono" w:cs="Cascadia Mono"/>
-          <w:color w:val="000000"/>
-          <w:sz w:val="19"/>
-          <w:szCs w:val="19"/>
-          <w:highlight w:val="white"/>
-        </w:rPr>
-        <w:t xml:space="preserve">, </w:t>
-      </w:r>
-      <w:proofErr w:type="spellStart"/>
-      <w:r>
-        <w:rPr>
-          <w:rFonts w:ascii="Cascadia Mono" w:hAnsi="Cascadia Mono" w:cs="Cascadia Mono"/>
-          <w:color w:val="74531F"/>
-          <w:sz w:val="19"/>
-          <w:szCs w:val="19"/>
-          <w:highlight w:val="white"/>
-        </w:rPr>
-        <w:t>GetRemainder</w:t>
-      </w:r>
-      <w:proofErr w:type="spellEnd"/>
-      <w:r>
-        <w:rPr>
-          <w:rFonts w:ascii="Cascadia Mono" w:hAnsi="Cascadia Mono" w:cs="Cascadia Mono"/>
-          <w:color w:val="000000"/>
-          <w:sz w:val="19"/>
-          <w:szCs w:val="19"/>
-          <w:highlight w:val="white"/>
-        </w:rPr>
-        <w:t>(10, 3), 1);</w:t>
-      </w:r>
-    </w:p>
-    <w:p>
-      <w:pPr>
-        <w:autoSpaceDE w:val="0"/>
-        <w:autoSpaceDN w:val="0"/>
-        <w:adjustRightInd w:val="0"/>
-        <w:spacing w:after="0" w:line="240" w:lineRule="auto"/>
-        <w:rPr>
-          <w:rFonts w:ascii="Cascadia Mono" w:hAnsi="Cascadia Mono" w:cs="Cascadia Mono"/>
-          <w:color w:val="000000"/>
-          <w:sz w:val="19"/>
-          <w:szCs w:val="19"/>
-          <w:highlight w:val="white"/>
-        </w:rPr>
-      </w:pPr>
-      <w:r>
-        <w:rPr>
-          <w:rFonts w:ascii="Cascadia Mono" w:hAnsi="Cascadia Mono" w:cs="Cascadia Mono"/>
-          <w:color w:val="000000"/>
-          <w:sz w:val="19"/>
-          <w:szCs w:val="19"/>
-          <w:highlight w:val="white"/>
-        </w:rPr>
-        <w:t xml:space="preserve">            </w:t>
-      </w:r>
-      <w:r>
-        <w:rPr>
-          <w:rFonts w:ascii="Cascadia Mono" w:hAnsi="Cascadia Mono" w:cs="Cascadia Mono"/>
-          <w:color w:val="74531F"/>
-          <w:sz w:val="19"/>
-          <w:szCs w:val="19"/>
-          <w:highlight w:val="white"/>
-        </w:rPr>
-        <w:t>Check</w:t>
-      </w:r>
-      <w:r>
-        <w:rPr>
-          <w:rFonts w:ascii="Cascadia Mono" w:hAnsi="Cascadia Mono" w:cs="Cascadia Mono"/>
-          <w:color w:val="000000"/>
-          <w:sz w:val="19"/>
-          <w:szCs w:val="19"/>
-          <w:highlight w:val="white"/>
-        </w:rPr>
-        <w:t>(</w:t>
-      </w:r>
-      <w:r>
-        <w:rPr>
-          <w:rFonts w:ascii="Cascadia Mono" w:hAnsi="Cascadia Mono" w:cs="Cascadia Mono"/>
-          <w:color w:val="A31515"/>
-          <w:sz w:val="19"/>
-          <w:szCs w:val="19"/>
-          <w:highlight w:val="white"/>
-        </w:rPr>
-        <w:t>"Остаток (ошибка: деление на 0)"</w:t>
-      </w:r>
-      <w:r>
-        <w:rPr>
-          <w:rFonts w:ascii="Cascadia Mono" w:hAnsi="Cascadia Mono" w:cs="Cascadia Mono"/>
-          <w:color w:val="000000"/>
-          <w:sz w:val="19"/>
-          <w:szCs w:val="19"/>
-          <w:highlight w:val="white"/>
-        </w:rPr>
-        <w:t xml:space="preserve">, </w:t>
-      </w:r>
-      <w:proofErr w:type="spellStart"/>
-      <w:r>
-        <w:rPr>
-          <w:rFonts w:ascii="Cascadia Mono" w:hAnsi="Cascadia Mono" w:cs="Cascadia Mono"/>
-          <w:color w:val="74531F"/>
-          <w:sz w:val="19"/>
-          <w:szCs w:val="19"/>
-          <w:highlight w:val="white"/>
-        </w:rPr>
-        <w:t>GetRemainder</w:t>
-      </w:r>
-      <w:proofErr w:type="spellEnd"/>
-      <w:r>
-        <w:rPr>
-          <w:rFonts w:ascii="Cascadia Mono" w:hAnsi="Cascadia Mono" w:cs="Cascadia Mono"/>
-          <w:color w:val="000000"/>
-          <w:sz w:val="19"/>
-          <w:szCs w:val="19"/>
-          <w:highlight w:val="white"/>
-        </w:rPr>
-        <w:t>(10, 0), -1);</w:t>
-      </w:r>
-    </w:p>
-    <w:p>
-      <w:pPr>
-        <w:autoSpaceDE w:val="0"/>
-        <w:autoSpaceDN w:val="0"/>
-        <w:adjustRightInd w:val="0"/>
-        <w:spacing w:after="0" w:line="240" w:lineRule="auto"/>
-        <w:rPr>
-          <w:rFonts w:ascii="Cascadia Mono" w:hAnsi="Cascadia Mono" w:cs="Cascadia Mono"/>
-          <w:color w:val="000000"/>
-          <w:sz w:val="19"/>
-          <w:szCs w:val="19"/>
-          <w:highlight w:val="white"/>
-        </w:rPr>
-      </w:pPr>
-    </w:p>
-    <w:p>
-      <w:pPr>
-        <w:autoSpaceDE w:val="0"/>
-        <w:autoSpaceDN w:val="0"/>
-        <w:adjustRightInd w:val="0"/>
-        <w:spacing w:after="0" w:line="240" w:lineRule="auto"/>
-        <w:rPr>
-          <w:rFonts w:ascii="Cascadia Mono" w:hAnsi="Cascadia Mono" w:cs="Cascadia Mono"/>
-          <w:color w:val="000000"/>
-          <w:sz w:val="19"/>
-          <w:szCs w:val="19"/>
-          <w:highlight w:val="white"/>
-        </w:rPr>
-      </w:pPr>
-      <w:r>
-        <w:rPr>
-          <w:rFonts w:ascii="Cascadia Mono" w:hAnsi="Cascadia Mono" w:cs="Cascadia Mono"/>
-          <w:color w:val="000000"/>
-          <w:sz w:val="19"/>
-          <w:szCs w:val="19"/>
-          <w:highlight w:val="white"/>
-        </w:rPr>
-        <w:t xml:space="preserve">            </w:t>
-      </w:r>
-      <w:r>
-        <w:rPr>
-          <w:rFonts w:ascii="Cascadia Mono" w:hAnsi="Cascadia Mono" w:cs="Cascadia Mono"/>
-          <w:color w:val="74531F"/>
-          <w:sz w:val="19"/>
-          <w:szCs w:val="19"/>
-          <w:highlight w:val="white"/>
-        </w:rPr>
-        <w:t>Check</w:t>
-      </w:r>
-      <w:r>
-        <w:rPr>
-          <w:rFonts w:ascii="Cascadia Mono" w:hAnsi="Cascadia Mono" w:cs="Cascadia Mono"/>
-          <w:color w:val="000000"/>
-          <w:sz w:val="19"/>
-          <w:szCs w:val="19"/>
-          <w:highlight w:val="white"/>
-        </w:rPr>
-        <w:t>(</w:t>
-      </w:r>
-      <w:r>
-        <w:rPr>
-          <w:rFonts w:ascii="Cascadia Mono" w:hAnsi="Cascadia Mono" w:cs="Cascadia Mono"/>
-          <w:color w:val="A31515"/>
-          <w:sz w:val="19"/>
-          <w:szCs w:val="19"/>
-          <w:highlight w:val="white"/>
-        </w:rPr>
-        <w:t>"Вклад &lt; 100 (сумма 50)"</w:t>
-      </w:r>
-      <w:r>
-        <w:rPr>
-          <w:rFonts w:ascii="Cascadia Mono" w:hAnsi="Cascadia Mono" w:cs="Cascadia Mono"/>
-          <w:color w:val="000000"/>
-          <w:sz w:val="19"/>
-          <w:szCs w:val="19"/>
-          <w:highlight w:val="white"/>
-        </w:rPr>
-        <w:t xml:space="preserve">, </w:t>
-      </w:r>
-      <w:proofErr w:type="spellStart"/>
-      <w:r>
-        <w:rPr>
-          <w:rFonts w:ascii="Cascadia Mono" w:hAnsi="Cascadia Mono" w:cs="Cascadia Mono"/>
-          <w:color w:val="74531F"/>
-          <w:sz w:val="19"/>
-          <w:szCs w:val="19"/>
-          <w:highlight w:val="white"/>
         </w:rPr>
         <w:t>CalculateBank</w:t>
       </w:r>
-      <w:proofErr w:type="spellEnd"/>
-      <w:r>
-        <w:rPr>
-          <w:rFonts w:ascii="Cascadia Mono" w:hAnsi="Cascadia Mono" w:cs="Cascadia Mono"/>
-          <w:color w:val="000000"/>
-          <w:sz w:val="19"/>
-          <w:szCs w:val="19"/>
-          <w:highlight w:val="white"/>
-        </w:rPr>
-        <w:t>(50), 52.5);</w:t>
-      </w:r>
-    </w:p>
-    <w:p>
-      <w:pPr>
-        <w:autoSpaceDE w:val="0"/>
-        <w:autoSpaceDN w:val="0"/>
-        <w:adjustRightInd w:val="0"/>
-        <w:spacing w:after="0" w:line="240" w:lineRule="auto"/>
-        <w:rPr>
-          <w:rFonts w:ascii="Cascadia Mono" w:hAnsi="Cascadia Mono" w:cs="Cascadia Mono"/>
-          <w:color w:val="000000"/>
-          <w:sz w:val="19"/>
-          <w:szCs w:val="19"/>
-          <w:highlight w:val="white"/>
-        </w:rPr>
-      </w:pPr>
-      <w:r>
-        <w:rPr>
-          <w:rFonts w:ascii="Cascadia Mono" w:hAnsi="Cascadia Mono" w:cs="Cascadia Mono"/>
-          <w:color w:val="000000"/>
-          <w:sz w:val="19"/>
-          <w:szCs w:val="19"/>
-          <w:highlight w:val="white"/>
-        </w:rPr>
-        <w:t xml:space="preserve">            </w:t>
-      </w:r>
-      <w:r>
-        <w:rPr>
-          <w:rFonts w:ascii="Cascadia Mono" w:hAnsi="Cascadia Mono" w:cs="Cascadia Mono"/>
-          <w:color w:val="74531F"/>
-          <w:sz w:val="19"/>
-          <w:szCs w:val="19"/>
-          <w:highlight w:val="white"/>
-        </w:rPr>
-        <w:t>Check</w:t>
-      </w:r>
-      <w:r>
-        <w:rPr>
-          <w:rFonts w:ascii="Cascadia Mono" w:hAnsi="Cascadia Mono" w:cs="Cascadia Mono"/>
-          <w:color w:val="000000"/>
-          <w:sz w:val="19"/>
-          <w:szCs w:val="19"/>
-          <w:highlight w:val="white"/>
-        </w:rPr>
-        <w:t>(</w:t>
-      </w:r>
-      <w:r>
-        <w:rPr>
-          <w:rFonts w:ascii="Cascadia Mono" w:hAnsi="Cascadia Mono" w:cs="Cascadia Mono"/>
-          <w:color w:val="A31515"/>
-          <w:sz w:val="19"/>
-          <w:szCs w:val="19"/>
-          <w:highlight w:val="white"/>
-        </w:rPr>
-        <w:t>"Вклад 100-200 (сумма 150)"</w:t>
-      </w:r>
-      <w:r>
-        <w:rPr>
-          <w:rFonts w:ascii="Cascadia Mono" w:hAnsi="Cascadia Mono" w:cs="Cascadia Mono"/>
-          <w:color w:val="000000"/>
-          <w:sz w:val="19"/>
-          <w:szCs w:val="19"/>
-          <w:highlight w:val="white"/>
-        </w:rPr>
-        <w:t xml:space="preserve">, </w:t>
-      </w:r>
-      <w:proofErr w:type="spellStart"/>
-      <w:r>
-        <w:rPr>
-          <w:rFonts w:ascii="Cascadia Mono" w:hAnsi="Cascadia Mono" w:cs="Cascadia Mono"/>
-          <w:color w:val="74531F"/>
-          <w:sz w:val="19"/>
-          <w:szCs w:val="19"/>
-          <w:highlight w:val="white"/>
-        </w:rPr>
-        <w:t>CalculateBank</w:t>
-      </w:r>
-      <w:proofErr w:type="spellEnd"/>
-      <w:r>
-        <w:rPr>
-          <w:rFonts w:ascii="Cascadia Mono" w:hAnsi="Cascadia Mono" w:cs="Cascadia Mono"/>
-          <w:color w:val="000000"/>
-          <w:sz w:val="19"/>
-          <w:szCs w:val="19"/>
-          <w:highlight w:val="white"/>
-        </w:rPr>
-        <w:t>(150), 160.5);</w:t>
-      </w:r>
-    </w:p>
-    <w:p>
-      <w:pPr>
-        <w:autoSpaceDE w:val="0"/>
-        <w:autoSpaceDN w:val="0"/>
-        <w:adjustRightInd w:val="0"/>
-        <w:spacing w:after="0" w:line="240" w:lineRule="auto"/>
-        <w:rPr>
-          <w:rFonts w:ascii="Cascadia Mono" w:hAnsi="Cascadia Mono" w:cs="Cascadia Mono"/>
-          <w:color w:val="000000"/>
-          <w:sz w:val="19"/>
-          <w:szCs w:val="19"/>
-          <w:highlight w:val="white"/>
-        </w:rPr>
-      </w:pPr>
-      <w:r>
-        <w:rPr>
-          <w:rFonts w:ascii="Cascadia Mono" w:hAnsi="Cascadia Mono" w:cs="Cascadia Mono"/>
-          <w:color w:val="000000"/>
-          <w:sz w:val="19"/>
-          <w:szCs w:val="19"/>
-          <w:highlight w:val="white"/>
-        </w:rPr>
-        <w:t xml:space="preserve">            </w:t>
-      </w:r>
-      <w:r>
-        <w:rPr>
-          <w:rFonts w:ascii="Cascadia Mono" w:hAnsi="Cascadia Mono" w:cs="Cascadia Mono"/>
-          <w:color w:val="74531F"/>
-          <w:sz w:val="19"/>
-          <w:szCs w:val="19"/>
-          <w:highlight w:val="white"/>
-        </w:rPr>
-        <w:t>Check</w:t>
-      </w:r>
-      <w:r>
-        <w:rPr>
-          <w:rFonts w:ascii="Cascadia Mono" w:hAnsi="Cascadia Mono" w:cs="Cascadia Mono"/>
-          <w:color w:val="000000"/>
-          <w:sz w:val="19"/>
-          <w:szCs w:val="19"/>
-          <w:highlight w:val="white"/>
-        </w:rPr>
-        <w:t>(</w:t>
-      </w:r>
-      <w:r>
-        <w:rPr>
-          <w:rFonts w:ascii="Cascadia Mono" w:hAnsi="Cascadia Mono" w:cs="Cascadia Mono"/>
-          <w:color w:val="A31515"/>
-          <w:sz w:val="19"/>
-          <w:szCs w:val="19"/>
-          <w:highlight w:val="white"/>
-        </w:rPr>
-        <w:t>"Вклад &gt; 200 (сумма 300)"</w:t>
-      </w:r>
-      <w:r>
-        <w:rPr>
-          <w:rFonts w:ascii="Cascadia Mono" w:hAnsi="Cascadia Mono" w:cs="Cascadia Mono"/>
-          <w:color w:val="000000"/>
-          <w:sz w:val="19"/>
-          <w:szCs w:val="19"/>
-          <w:highlight w:val="white"/>
-        </w:rPr>
-        <w:t xml:space="preserve">, </w:t>
-      </w:r>
-      <w:proofErr w:type="spellStart"/>
-      <w:r>
-        <w:rPr>
-          <w:rFonts w:ascii="Cascadia Mono" w:hAnsi="Cascadia Mono" w:cs="Cascadia Mono"/>
-          <w:color w:val="74531F"/>
-          <w:sz w:val="19"/>
-          <w:szCs w:val="19"/>
-          <w:highlight w:val="white"/>
-        </w:rPr>
-        <w:t>CalculateBank</w:t>
-      </w:r>
-      <w:proofErr w:type="spellEnd"/>
-      <w:r>
-        <w:rPr>
-          <w:rFonts w:ascii="Cascadia Mono" w:hAnsi="Cascadia Mono" w:cs="Cascadia Mono"/>
-          <w:color w:val="000000"/>
-          <w:sz w:val="19"/>
-          <w:szCs w:val="19"/>
-          <w:highlight w:val="white"/>
-        </w:rPr>
-        <w:t>(300), 330);</w:t>
-      </w:r>
-    </w:p>
-    <w:p>
-      <w:pPr>
-        <w:autoSpaceDE w:val="0"/>
-        <w:autoSpaceDN w:val="0"/>
-        <w:adjustRightInd w:val="0"/>
-        <w:spacing w:after="0" w:line="240" w:lineRule="auto"/>
-        <w:rPr>
-          <w:rFonts w:ascii="Cascadia Mono" w:hAnsi="Cascadia Mono" w:cs="Cascadia Mono"/>
-          <w:color w:val="000000"/>
-          <w:sz w:val="19"/>
-          <w:szCs w:val="19"/>
-          <w:highlight w:val="white"/>
-        </w:rPr>
-      </w:pPr>
-      <w:r>
-        <w:rPr>
-          <w:rFonts w:ascii="Cascadia Mono" w:hAnsi="Cascadia Mono" w:cs="Cascadia Mono"/>
-          <w:color w:val="000000"/>
-          <w:sz w:val="19"/>
-          <w:szCs w:val="19"/>
-          <w:highlight w:val="white"/>
-        </w:rPr>
-        <w:t xml:space="preserve">            </w:t>
-      </w:r>
-      <w:r>
-        <w:rPr>
-          <w:rFonts w:ascii="Cascadia Mono" w:hAnsi="Cascadia Mono" w:cs="Cascadia Mono"/>
-          <w:color w:val="74531F"/>
-          <w:sz w:val="19"/>
-          <w:szCs w:val="19"/>
-          <w:highlight w:val="white"/>
-        </w:rPr>
-        <w:t>Check</w:t>
-      </w:r>
-      <w:r>
-        <w:rPr>
-          <w:rFonts w:ascii="Cascadia Mono" w:hAnsi="Cascadia Mono" w:cs="Cascadia Mono"/>
-          <w:color w:val="000000"/>
-          <w:sz w:val="19"/>
-          <w:szCs w:val="19"/>
-          <w:highlight w:val="white"/>
-        </w:rPr>
-        <w:t>(</w:t>
-      </w:r>
-      <w:r>
-        <w:rPr>
-          <w:rFonts w:ascii="Cascadia Mono" w:hAnsi="Cascadia Mono" w:cs="Cascadia Mono"/>
-          <w:color w:val="A31515"/>
-          <w:sz w:val="19"/>
-          <w:szCs w:val="19"/>
-          <w:highlight w:val="white"/>
-        </w:rPr>
-        <w:t>"Вклад (ошибка: отрицательная сумма)"</w:t>
-      </w:r>
-      <w:r>
-        <w:rPr>
-          <w:rFonts w:ascii="Cascadia Mono" w:hAnsi="Cascadia Mono" w:cs="Cascadia Mono"/>
-          <w:color w:val="000000"/>
-          <w:sz w:val="19"/>
-          <w:szCs w:val="19"/>
-          <w:highlight w:val="white"/>
-        </w:rPr>
-        <w:t xml:space="preserve">, </w:t>
-      </w:r>
-      <w:proofErr w:type="spellStart"/>
-      <w:r>
-        <w:rPr>
-          <w:rFonts w:ascii="Cascadia Mono" w:hAnsi="Cascadia Mono" w:cs="Cascadia Mono"/>
-          <w:color w:val="74531F"/>
-          <w:sz w:val="19"/>
-          <w:szCs w:val="19"/>
-          <w:highlight w:val="white"/>
-        </w:rPr>
-        <w:t>CalculateBank</w:t>
-      </w:r>
-      <w:proofErr w:type="spellEnd"/>
       <w:r>
         <w:rPr>
           <w:rFonts w:ascii="Cascadia Mono" w:hAnsi="Cascadia Mono" w:cs="Cascadia Mono"/>
